--- a/seminar-papers/עבודה מסכמת - קריאה וכתיבה אקדמית ב - הדר פוקס.docx
+++ b/seminar-papers/עבודה מסכמת - קריאה וכתיבה אקדמית ב - הדר פוקס.docx
@@ -259,8 +259,27 @@
           <w:szCs w:val="24"/>
           <w:rtl/>
         </w:rPr>
-        <w:t xml:space="preserve">(Sandefur, 2019) - מאמר אקדמי מכתב עת. אותר במנוע החיפוש Google Scholar באמצעות מילות החיפוש והאופרטורים: "access to justice" AND "legal aid" AND inequality.</w:t>
-      </w:r>
+        <w:t xml:space="preserve">(Sandefur, 2019) - מאמר אקדמי מכתב עת. אותר במנוע החיפוש Google Scholar באמצעות מילות החיפוש והאופרטורים: "access to justice" AND "legal aid" AND inequality. קישור למאמר:</w:t>
+      </w:r>
+    </w:p>
+    <w:p>
+      <w:pPr>
+        <w:bidi w:val="false"/>
+        <w:spacing w:after="120" w:line="360" w:lineRule="auto"/>
+        <w:ind w:left="709"/>
+        <w:jc w:val="left"/>
+      </w:pPr>
+      <w:hyperlink w:history="1" r:id="rIdphkzk54e1yqfxkhl0pn-9">
+        <w:r>
+          <w:rPr>
+            <w:rStyle w:val="Hyperlink"/>
+            <w:rFonts w:ascii="Times New Roman" w:cs="Times New Roman" w:eastAsia="Times New Roman" w:hAnsi="Times New Roman"/>
+            <w:sz w:val="22"/>
+            <w:szCs w:val="22"/>
+          </w:rPr>
+          <w:t xml:space="preserve">https://doi.org/10.1162/daed_a_00534</w:t>
+        </w:r>
+      </w:hyperlink>
     </w:p>
     <w:p>
       <w:pPr>
@@ -277,8 +296,27 @@
           <w:szCs w:val="24"/>
           <w:rtl/>
         </w:rPr>
-        <w:t xml:space="preserve">(Rabinovich-Einy &amp; Katsh, 2017) - ספר אקדמי. אותר בקטלוג הספרייה ובמאגר Oxford Academic באמצעות מילות החיפוש: "online dispute resolution" AND "access to justice".</w:t>
-      </w:r>
+        <w:t xml:space="preserve">(Katsh &amp; Rabinovich-Einy, 2017) - ספר אקדמי. אותר בקטלוג הספרייה ובמאגר Oxford Academic באמצעות מילות החיפוש: "online dispute resolution" AND "access to justice". קישור לספר:</w:t>
+      </w:r>
+    </w:p>
+    <w:p>
+      <w:pPr>
+        <w:bidi w:val="false"/>
+        <w:spacing w:after="120" w:line="360" w:lineRule="auto"/>
+        <w:ind w:left="709"/>
+        <w:jc w:val="left"/>
+      </w:pPr>
+      <w:hyperlink w:history="1" r:id="rIds-1hpvbywxf1g2fkzxgph">
+        <w:r>
+          <w:rPr>
+            <w:rStyle w:val="Hyperlink"/>
+            <w:rFonts w:ascii="Times New Roman" w:cs="Times New Roman" w:eastAsia="Times New Roman" w:hAnsi="Times New Roman"/>
+            <w:sz w:val="22"/>
+            <w:szCs w:val="22"/>
+          </w:rPr>
+          <w:t xml:space="preserve">https://global.oup.com/academic/product/digital-justice-9780190675677</w:t>
+        </w:r>
+      </w:hyperlink>
     </w:p>
     <w:p>
       <w:pPr>
@@ -295,8 +333,27 @@
           <w:szCs w:val="24"/>
           <w:rtl/>
         </w:rPr>
-        <w:t xml:space="preserve">(Chua &amp; Engel, 2019) - מאמר אקדמי מכתב עת. אותר במאגר Annual Reviews באמצעות מילות החיפוש: "legal consciousness" AND (courts OR litigants).</w:t>
-      </w:r>
+        <w:t xml:space="preserve">(אלבין, 2016) - מאמר אקדמי מכתב עת. אותר במדור כתבי העת של המאגר המשפטי נבו, בכתב העת "חוקים", באמצעות מילות החיפוש: נגישות לצדק AND סיוע משפטי. קישור למאמר:</w:t>
+      </w:r>
+    </w:p>
+    <w:p>
+      <w:pPr>
+        <w:bidi w:val="false"/>
+        <w:spacing w:after="120" w:line="360" w:lineRule="auto"/>
+        <w:ind w:left="709"/>
+        <w:jc w:val="left"/>
+      </w:pPr>
+      <w:hyperlink w:history="1" r:id="rIdc5kpjlz0bsfuwfvqma9bq">
+        <w:r>
+          <w:rPr>
+            <w:rStyle w:val="Hyperlink"/>
+            <w:rFonts w:ascii="Times New Roman" w:cs="Times New Roman" w:eastAsia="Times New Roman" w:hAnsi="Times New Roman"/>
+            <w:sz w:val="22"/>
+            <w:szCs w:val="22"/>
+          </w:rPr>
+          <w:t xml:space="preserve">https://cris.huji.ac.il/en/publications/מבוא-על-נגישות-למשפט-ונגישות-לצדק</w:t>
+        </w:r>
+      </w:hyperlink>
     </w:p>
     <w:p>
       <w:pPr>
@@ -332,7 +389,7 @@
           <w:szCs w:val="24"/>
           <w:rtl/>
         </w:rPr>
-        <w:t xml:space="preserve">ראש פרק זה עוסק בנגישות לצדק ובייצוג המשפטי הניתן מטעם המדינה למי שידם אינה משגת. נקודת המוצא היא שזכות הגישה לערכאות נותרת ריקה כאשר מימושה תלוי במשאבים שאין לתובע. הטענה המרכזית של הפרק היא שנגישות לצדק אינה מסתכמת בהעמדת עורך דין, אלא תלויה באופן שבו המוסדות עצמם בנויים ובאופן שבו בעלי הדין תופסים אותם. מן הטענה הזאת נגזר שגם מי שקיבל ייצוג ציבורי עשוי לחוות חסמים של זמן, ידע ותודעה. הפרק נשען על שלושה מקורות עדכניים הבוחנים את הנגישות משלושה כיוונים משלימים: היקף הבעיה, עיצוב המוסדות ותודעת המשתמשים. הדיון בהם יניח את התשתית לניתוח חוויית הייצוג במקרה הבוחן של העבודה.</w:t>
+        <w:t xml:space="preserve">ראש פרק זה עוסק בנגישות לצדק ובייצוג המשפטי הניתן מטעם המדינה למי שידם אינה משגת. נקודת המוצא היא שזכות הגישה לערכאות נותרת ריקה מתוכן כאשר מימושה תלוי במשאבים שאין לתובע. בשיח הציבורי מקובל לזהות את פתרון הבעיה עם עצם קיומו של ייצוג, כלומר עם מינוי עורך דין למי שאינו יכול לשלם. הטענה המרכזית של הפרק היא שנגישות לצדק אינה מסתכמת בהעמדת עורך דין, אלא תלויה באופן שבו המוסדות בנויים ובאופן שבו בעלי הדין תופסים אותם וחווים אותם. מן הטענה נגזר שגם מי שקיבל ייצוג ציבורי עשוי להיתקל בחסמים של זמן, ידע, שפה ותודעה. הפרק נשען על שלושה מקורות מן העשור האחרון, הבוחנים את הנגישות משלושה כיוונים משלימים: הגדרה מחודשת של היקף הבעיה, העיצוב המוסדי והטכנולוגי, וההמשגה הישראלית העדכנית. הדיון בהם יניח את התשתית לניתוח חוויית הייצוג מטעם המדינה במקרה הבוחן של העבודה.</w:t>
       </w:r>
     </w:p>
     <w:p>
@@ -350,7 +407,7 @@
           <w:szCs w:val="24"/>
           <w:rtl/>
         </w:rPr>
-        <w:t xml:space="preserve">סנדפור (Sandefur, 2019) בוחנת את משבר הנגישות לצדק בארצות הברית ומציעה לו אבחנה מפתיעה. לטענתה, הבעיה המרכזית אינה מחסור בעורכי דין או במימון הייצוג, כפי שנהוג להניח. מרבית האנשים המתמודדים עם בעיות בעלות אופי משפטי כלל אינם מזהים אותן ככאלה, ולכן אינם פונים לעזרה משפטית מלכתחילה. גם כאשר הם פונים, המוסדות בנויים סביב צורכיהם של אנשי המקצוע ולא סביב יכולותיהם של המשתמשים ההדיוטות. מכאן שהפתרון אינו רק תוספת של עורכי דין, אלא עיצוב מחדש של הדרכים שבהן המערכת נפגשת עם הציבור. המסקנה חשובה לענייננו: ייצוג ציבורי הוא תנאי הכרחי אך לא מספיק לנגישות ממשית לצדק.</w:t>
+        <w:t xml:space="preserve">סנדפור (Sandefur, 2019) בוחנת את משבר הנגישות לצדק בארצות הברית ומציעה לו אבחון מפתיע. לטענתה, הבעיה המרכזית אינה מחסור בעורכי דין או במימון הייצוג, כפי שנהוג להניח. מחקריה מראים שמרבית האנשים המתמודדים עם בעיות בעלות אופי משפטי, בתחומי תעסוקה, דיור וחובות, כלל אינם מזהים אותן כבעיות משפטיות. משום כך הם אינם פונים לעזרה מקצועית, והבעיות מוכרעות בפועל על ידי הצד החזק, המעסיק, בעל הבית או הנושה. גם כאשר האזרח כן מגיע למערכת, הוא מוצא מוסדות שבנויים סביב צורכיהם של אנשי המקצוע ולא סביב יכולותיו של ההדיוט. מכאן שהפתרון אינו רק תוספת של עורכי דין, אלא עיצוב מחדש של נקודות המפגש שבין הציבור למערכת. המסקנה החשובה לענייננו היא שייצוג ציבורי הוא תנאי הכרחי אך לא מספיק לנגישות ממשית לצדק.</w:t>
       </w:r>
     </w:p>
     <w:p>
@@ -368,7 +425,7 @@
           <w:szCs w:val="24"/>
           <w:rtl/>
         </w:rPr>
-        <w:t xml:space="preserve">שני המקורות הנוספים מפתחים את הכיוון הזה משני עברים שונים, המוסדי והתודעתי. רבינוביץ'-איני וקאטש (Rabinovich-Einy &amp; Katsh, 2017) מתמקדים בעיצוב המוסדי ומראים כיצד טכנולוגיות ליישוב סכסוכים מקוון עשויות להנגיש הליכים דווקא לבעלי דין קטנים, שהמערכת המסורתית יקרה ואיטית מדי עבורם. מנגד, צ'ואה ואנגל (Chua &amp; Engel, 2019) סוקרים את מחקר התודעה המשפטית ומדגישים שהנכונות לפנות למשפט תלויה באמונות, ברגשות ובניסיון קודם לא פחות מאשר בזמינותם של שירותים. המשותף לשניים הוא הסטת המבט מן השאלה מי מייצג אל השאלה כיצד המערכת נחווית. מהשוואתם עולה שהנגישות מתעצבת בשני מפגשים: בין האזרח למוסד, ובין האזרח לדימוי שיש לו על המוסד. כאשר שני המפגשים האלה מתווכים על ידי מחסור ועומס, הייצוג הציבורי נחווה כברירת מחדל ולא כזכות. כך נסגר המעגל עם טענת הפרק: הנגישות היא תוצר של מבנה ושל תודעה גם יחד.</w:t>
+        <w:t xml:space="preserve">שני המקורות הנוספים מפתחים את הכיוון הזה משני עברים, הטכנולוגי-מוסדי והמושגי-ישראלי. קאטש ורבינוביץ'-איני (Katsh &amp; Rabinovich-Einy, 2017) מתמקדים בעיצוב המוסדי ומראים כיצד מערכות מקוונות ליישוב סכסוכים יכולות להנגיש הליכים דווקא לבעלי דין קטנים, שההליך המסורתי יקר, איטי ומרתיע מדי עבורם. לשיטתם, הנגישות נמדדת בסופו של דבר בשאלה כמה קל למשתמש רגיל להתחיל הליך, להבין אותו ולסיים אותו. אלבין (2016) מציעה את התשתית המושגית לדיון הישראלי ומבחינה בין נגישות למשפט, כלומר לערכאות ולהליכים, ובין נגישות לצדק, כלומר לתוצאה הוגנת בפועל. לדבריה, השנים האחרונות הרחיבו את הדיון מן השאלה מי מקבל ייצוג אל השאלה אילו חסמים מבניים מונעים צדק מהותי מאוכלוסיות מוחלשות. חיבור שני המקורות מלמד שהנגישות מוכרעת בשני מפגשים: בין האזרח למוסד, ובין האזרח למושג הצדק שהוא נושא עימו. כאשר המפגשים האלה מתווכים על ידי מחסור ועומס, הייצוג הציבורי נחווה כברירת מחדל ולא כזכות.</w:t>
       </w:r>
     </w:p>
     <w:p>
@@ -386,7 +443,7 @@
           <w:szCs w:val="24"/>
           <w:rtl/>
         </w:rPr>
-        <w:t xml:space="preserve">השורה התחתונה של ראש הפרק היא שנגישות לצדק צריכה להימדד בחוויית המשתמש, ולא רק בקיומו של ייצוג. שלושת המקורות מצביעים יחד על פער בין הזכות הפורמלית לבין מימושה בפועל. הפער הזה אינו נסגר ברגע שממונה עורך דין מטעם המדינה, והוא מלווה את בעל הדין לכל אורך ההליך. מסקנה זו מובילה ישירות לראש הפרק הבא בסקירת הספרות, שיעסוק במה שמתרחש אחרי ההכרעה השיפוטית. שם ייבחן הפער שבין פסק הדין הכתוב לבין אכיפתו בפועל, המקום שבו הנגישות לצדק עומדת במבחנה האחרון.</w:t>
+        <w:t xml:space="preserve">השורה התחתונה של ראש הפרק היא שנגישות לצדק צריכה להימדד בחוויית המשתמש ובתוצאה, ולא רק בקיומו הפורמלי של ייצוג. שלושת המקורות מצביעים יחד על פער עקבי בין הזכות הכתובה לבין מימושה בפועל. הפער אינו נסגר ברגע שממונה עורך דין מטעם המדינה, והוא מלווה את בעל הדין לאורך ההליך כולו. חשוב מכך, הוא אינו מסתיים גם בפסק הדין, שכן גם זכייה כתובה עדיין צריכה להיאכף. מסקנה זו מובילה ישירות לראש הפרק הבא בסקירת הספרות, שיעסוק בפער שבין החוק שבספרים לחוק שבפעולה. שם ייבחן השלב שבו הנגישות לצדק עומדת במבחנה האחרון: גביית פסק הדין הלכה למעשה.</w:t>
       </w:r>
     </w:p>
     <w:p>
@@ -408,6 +465,67 @@
         </w:rPr>
         <w:t xml:space="preserve">רשימת מקורות</w:t>
       </w:r>
+    </w:p>
+    <w:p>
+      <w:pPr>
+        <w:bidi/>
+        <w:spacing w:after="180" w:line="360" w:lineRule="auto"/>
+        <w:ind w:left="709" w:hanging="709"/>
+        <w:jc w:val="start"/>
+      </w:pPr>
+      <w:r>
+        <w:rPr>
+          <w:rFonts w:ascii="Times New Roman" w:cs="David" w:eastAsia="David" w:hAnsi="Times New Roman"/>
+          <w:b w:val="false"/>
+          <w:i w:val="false"/>
+          <w:sz w:val="24"/>
+          <w:szCs w:val="24"/>
+          <w:rtl/>
+        </w:rPr>
+        <w:t xml:space="preserve">אלבין, ע' (2016). מבוא: על נגישות למשפט ונגישות לצדק. </w:t>
+      </w:r>
+      <w:r>
+        <w:rPr>
+          <w:rFonts w:ascii="Times New Roman" w:cs="David" w:eastAsia="David" w:hAnsi="Times New Roman"/>
+          <w:b w:val="false"/>
+          <w:i/>
+          <w:iCs/>
+          <w:sz w:val="24"/>
+          <w:szCs w:val="24"/>
+          <w:rtl/>
+        </w:rPr>
+        <w:t xml:space="preserve">חוקים, ח</w:t>
+      </w:r>
+      <w:r>
+        <w:rPr>
+          <w:rFonts w:ascii="Times New Roman" w:cs="David" w:eastAsia="David" w:hAnsi="Times New Roman"/>
+          <w:b w:val="false"/>
+          <w:i w:val="false"/>
+          <w:sz w:val="24"/>
+          <w:szCs w:val="24"/>
+          <w:rtl/>
+        </w:rPr>
+        <w:t xml:space="preserve">, 5-14. זמין במאגר המשפטי נבו.</w:t>
+      </w:r>
+    </w:p>
+    <w:p>
+      <w:pPr>
+        <w:bidi w:val="false"/>
+        <w:spacing w:after="180" w:line="360" w:lineRule="auto"/>
+        <w:ind w:left="709"/>
+        <w:jc w:val="left"/>
+      </w:pPr>
+      <w:hyperlink w:history="1" r:id="rIdlzwu7rkyke6zmucc0k4rg">
+        <w:r>
+          <w:rPr>
+            <w:rStyle w:val="Hyperlink"/>
+            <w:rFonts w:ascii="Times New Roman" w:cs="Times New Roman" w:eastAsia="Times New Roman" w:hAnsi="Times New Roman"/>
+            <w:sz w:val="22"/>
+            <w:szCs w:val="22"/>
+          </w:rPr>
+          <w:t xml:space="preserve">https://cris.huji.ac.il/en/publications/מבוא-על-נגישות-למשפט-ונגישות-לצדק</w:t>
+        </w:r>
+      </w:hyperlink>
     </w:p>
     <w:p>
       <w:pPr>
@@ -425,7 +543,7 @@
           <w:szCs w:val="24"/>
           <w:rtl w:val="false"/>
         </w:rPr>
-        <w:t xml:space="preserve">Chua, L. J., &amp; Engel, D. M. (2019). Legal consciousness reconsidered. </w:t>
+        <w:t xml:space="preserve">Katsh, E., &amp; Rabinovich-Einy, O. (2017). </w:t>
       </w:r>
       <w:r>
         <w:rPr>
@@ -437,7 +555,7 @@
           <w:szCs w:val="24"/>
           <w:rtl w:val="false"/>
         </w:rPr>
-        <w:t xml:space="preserve">Annual Review of Law and Social Science, 15</w:t>
+        <w:t xml:space="preserve">Digital justice: Technology and the internet of disputes</w:t>
       </w:r>
       <w:r>
         <w:rPr>
@@ -448,8 +566,27 @@
           <w:szCs w:val="24"/>
           <w:rtl w:val="false"/>
         </w:rPr>
-        <w:t xml:space="preserve">, 335-353.</w:t>
-      </w:r>
+        <w:t xml:space="preserve">. Oxford University Press.</w:t>
+      </w:r>
+    </w:p>
+    <w:p>
+      <w:pPr>
+        <w:bidi w:val="false"/>
+        <w:spacing w:after="180" w:line="360" w:lineRule="auto"/>
+        <w:ind w:left="709"/>
+        <w:jc w:val="left"/>
+      </w:pPr>
+      <w:hyperlink w:history="1" r:id="rIdua0xeyqnswev90s9xscoe">
+        <w:r>
+          <w:rPr>
+            <w:rStyle w:val="Hyperlink"/>
+            <w:rFonts w:ascii="Times New Roman" w:cs="Times New Roman" w:eastAsia="Times New Roman" w:hAnsi="Times New Roman"/>
+            <w:sz w:val="22"/>
+            <w:szCs w:val="22"/>
+          </w:rPr>
+          <w:t xml:space="preserve">https://global.oup.com/academic/product/digital-justice-9780190675677</w:t>
+        </w:r>
+      </w:hyperlink>
     </w:p>
     <w:p>
       <w:pPr>
@@ -467,7 +604,7 @@
           <w:szCs w:val="24"/>
           <w:rtl w:val="false"/>
         </w:rPr>
-        <w:t xml:space="preserve">Rabinovich-Einy, O., &amp; Katsh, E. (2017). </w:t>
+        <w:t xml:space="preserve">Sandefur, R. L. (2019). Access to what? </w:t>
       </w:r>
       <w:r>
         <w:rPr>
@@ -479,7 +616,7 @@
           <w:szCs w:val="24"/>
           <w:rtl w:val="false"/>
         </w:rPr>
-        <w:t xml:space="preserve">Digital justice: Technology and the internet of disputes</w:t>
+        <w:t xml:space="preserve">Daedalus, 148</w:t>
       </w:r>
       <w:r>
         <w:rPr>
@@ -490,50 +627,27 @@
           <w:szCs w:val="24"/>
           <w:rtl w:val="false"/>
         </w:rPr>
-        <w:t xml:space="preserve">. Oxford University Press.</w:t>
+        <w:t xml:space="preserve">(1), 49-55.</w:t>
       </w:r>
     </w:p>
     <w:p>
       <w:pPr>
         <w:bidi w:val="false"/>
         <w:spacing w:after="180" w:line="360" w:lineRule="auto"/>
-        <w:ind w:left="709" w:hanging="709"/>
+        <w:ind w:left="709"/>
         <w:jc w:val="left"/>
       </w:pPr>
-      <w:r>
-        <w:rPr>
-          <w:rFonts w:ascii="Times New Roman" w:cs="Times New Roman" w:eastAsia="Times New Roman" w:hAnsi="Times New Roman"/>
-          <w:b w:val="false"/>
-          <w:i w:val="false"/>
-          <w:sz w:val="24"/>
-          <w:szCs w:val="24"/>
-          <w:rtl w:val="false"/>
-        </w:rPr>
-        <w:t xml:space="preserve">Sandefur, R. L. (2019). Access to what? </w:t>
-      </w:r>
-      <w:r>
-        <w:rPr>
-          <w:rFonts w:ascii="Times New Roman" w:cs="Times New Roman" w:eastAsia="Times New Roman" w:hAnsi="Times New Roman"/>
-          <w:b w:val="false"/>
-          <w:i/>
-          <w:iCs/>
-          <w:sz w:val="24"/>
-          <w:szCs w:val="24"/>
-          <w:rtl w:val="false"/>
-        </w:rPr>
-        <w:t xml:space="preserve">Daedalus, 148</w:t>
-      </w:r>
-      <w:r>
-        <w:rPr>
-          <w:rFonts w:ascii="Times New Roman" w:cs="Times New Roman" w:eastAsia="Times New Roman" w:hAnsi="Times New Roman"/>
-          <w:b w:val="false"/>
-          <w:i w:val="false"/>
-          <w:sz w:val="24"/>
-          <w:szCs w:val="24"/>
-          <w:rtl w:val="false"/>
-        </w:rPr>
-        <w:t xml:space="preserve">(1), 49-55.</w:t>
-      </w:r>
+      <w:hyperlink w:history="1" r:id="rIdps_angfrowfyagvhsb7pt">
+        <w:r>
+          <w:rPr>
+            <w:rStyle w:val="Hyperlink"/>
+            <w:rFonts w:ascii="Times New Roman" w:cs="Times New Roman" w:eastAsia="Times New Roman" w:hAnsi="Times New Roman"/>
+            <w:sz w:val="22"/>
+            <w:szCs w:val="22"/>
+          </w:rPr>
+          <w:t xml:space="preserve">https://doi.org/10.1162/daed_a_00534</w:t>
+        </w:r>
+      </w:hyperlink>
     </w:p>
     <w:sectPr>
       <w:headerReference w:type="default" r:id="rId7"/>

--- a/seminar-papers/עבודה מסכמת - קריאה וכתיבה אקדמית ב - הדר פוקס.docx
+++ b/seminar-papers/עבודה מסכמת - קריאה וכתיבה אקדמית ב - הדר פוקס.docx
@@ -269,7 +269,7 @@
         <w:ind w:left="709"/>
         <w:jc w:val="left"/>
       </w:pPr>
-      <w:hyperlink w:history="1" r:id="rIdphkzk54e1yqfxkhl0pn-9">
+      <w:hyperlink w:history="1" r:id="rIdsmhxidhfiuiehcyumb8uh">
         <w:r>
           <w:rPr>
             <w:rStyle w:val="Hyperlink"/>
@@ -306,7 +306,7 @@
         <w:ind w:left="709"/>
         <w:jc w:val="left"/>
       </w:pPr>
-      <w:hyperlink w:history="1" r:id="rIds-1hpvbywxf1g2fkzxgph">
+      <w:hyperlink w:history="1" r:id="rIdx44zmh-ik5y_t83nxfsvx">
         <w:r>
           <w:rPr>
             <w:rStyle w:val="Hyperlink"/>
@@ -343,7 +343,7 @@
         <w:ind w:left="709"/>
         <w:jc w:val="left"/>
       </w:pPr>
-      <w:hyperlink w:history="1" r:id="rIdc5kpjlz0bsfuwfvqma9bq">
+      <w:hyperlink w:history="1" r:id="rIdxq8kytubjqpjslc2asfqh">
         <w:r>
           <w:rPr>
             <w:rStyle w:val="Hyperlink"/>
@@ -389,7 +389,7 @@
           <w:szCs w:val="24"/>
           <w:rtl/>
         </w:rPr>
-        <w:t xml:space="preserve">ראש פרק זה עוסק בנגישות לצדק ובייצוג המשפטי הניתן מטעם המדינה למי שידם אינה משגת. נקודת המוצא היא שזכות הגישה לערכאות נותרת ריקה מתוכן כאשר מימושה תלוי במשאבים שאין לתובע. בשיח הציבורי מקובל לזהות את פתרון הבעיה עם עצם קיומו של ייצוג, כלומר עם מינוי עורך דין למי שאינו יכול לשלם. הטענה המרכזית של הפרק היא שנגישות לצדק אינה מסתכמת בהעמדת עורך דין, אלא תלויה באופן שבו המוסדות בנויים ובאופן שבו בעלי הדין תופסים אותם וחווים אותם. מן הטענה נגזר שגם מי שקיבל ייצוג ציבורי עשוי להיתקל בחסמים של זמן, ידע, שפה ותודעה. הפרק נשען על שלושה מקורות מן העשור האחרון, הבוחנים את הנגישות משלושה כיוונים משלימים: הגדרה מחודשת של היקף הבעיה, העיצוב המוסדי והטכנולוגי, וההמשגה הישראלית העדכנית. הדיון בהם יניח את התשתית לניתוח חוויית הייצוג מטעם המדינה במקרה הבוחן של העבודה.</w:t>
+        <w:t xml:space="preserve">ראש פרק זה, הראשון בסקירת הספרות של עבודת הסמינריון, עוסק בנגישות לצדק ובייצוג המשפטי הניתן מטעם המדינה למי שידם אינה משגת. נקודת המוצא היא שזכות הגישה לערכאות נותרת ריקה מתוכן כאשר מימושה בפועל תלוי במשאבים, בידע ובזמן שאין לתובע מן השורה. בשיח הציבורי מקובל לזהות את פתרון הבעיה עם עצם קיומו של ייצוג, כלומר עם מינוי עורך דין מטעם הסיוע המשפטי למי שאינו יכול לשלם, וכך נמדדת בדרך כלל גם הצלחתה של מדיניות הרווחה המשפטית. הטענה המרכזית של ראש הפרק היא שנגישות לצדק אינה מסתכמת בהעמדת עורך דין, אלא תלויה באופן שבו המוסדות בנויים, בשפה שבה הם מדברים, ובאופן שבו בעלי הדין תופסים אותם וחווים אותם לאורך ההליך. מן הטענה נגזרת השערה מעשית: גם מי שקיבל ייצוג ציבורי מלא עשוי להיתקל בחסמים של זמן, ידע, שפה ותודעה, ולחוות את ההליך כזירה זרה שאינה ערוכה סביבו. לביסוס הטענה נשען הפרק על שלושה מקורות מן העשור האחרון, הבוחנים את הנגישות משלושה כיוונים משלימים: הגדרה מחודשת של היקף הבעיה ושורשיה, העיצוב המוסדי והטכנולוגי של מערכות יישוב סכסוכים, וההמשגה הישראלית העדכנית של המושג. הדיון המשולב בשלושתם יניח את התשתית לניתוח חוויית הייצוג מטעם המדינה במקרה הבוחן האישי שבלב העבודה.</w:t>
       </w:r>
     </w:p>
     <w:p>
@@ -443,7 +443,7 @@
           <w:szCs w:val="24"/>
           <w:rtl/>
         </w:rPr>
-        <w:t xml:space="preserve">השורה התחתונה של ראש הפרק היא שנגישות לצדק צריכה להימדד בחוויית המשתמש ובתוצאה, ולא רק בקיומו הפורמלי של ייצוג. שלושת המקורות מצביעים יחד על פער עקבי בין הזכות הכתובה לבין מימושה בפועל. הפער אינו נסגר ברגע שממונה עורך דין מטעם המדינה, והוא מלווה את בעל הדין לאורך ההליך כולו. חשוב מכך, הוא אינו מסתיים גם בפסק הדין, שכן גם זכייה כתובה עדיין צריכה להיאכף. מסקנה זו מובילה ישירות לראש הפרק הבא בסקירת הספרות, שיעסוק בפער שבין החוק שבספרים לחוק שבפעולה. שם ייבחן השלב שבו הנגישות לצדק עומדת במבחנה האחרון: גביית פסק הדין הלכה למעשה.</w:t>
+        <w:t xml:space="preserve">השורה התחתונה של ראש הפרק היא שנגישות לצדק צריכה להימדד בחוויית המשתמש ובתוצאה המעשית, ולא רק בקיומו הפורמלי של ייצוג. שלושת המקורות, כל אחד מזווית אחרת, מצביעים יחד על פער עקבי בין הזכות הכתובה לבין מימושה בפועל, פער שמתרכז דווקא אצל האוכלוסיות התלויות בייצוג הציבורי. הפער אינו נסגר ברגע שממונה עורך דין מטעם המדינה, והוא מלווה את בעל הדין בכל תחנה של ההליך, מהגשת התביעה ועד ההכרעה. חשוב מכך, הוא אינו מסתיים גם בפסק הדין עצמו, שכן זכייה כתובה שאינה נאכפת נותרת הבטחה על נייר. מסקנה זו מובילה ישירות לראש הפרק הבא בסקירת הספרות, שיעסוק בפער שבין החוק שבספרים לחוק שבפעולה לאור תופעת האקטיביזם המשפטי בישראל. שם ייבחן השלב שבו הנגישות לצדק עומדת במבחנה האחרון והקשה ביותר: גביית פסק הדין הלכה למעשה.</w:t>
       </w:r>
     </w:p>
     <w:p>
@@ -515,7 +515,7 @@
         <w:ind w:left="709"/>
         <w:jc w:val="left"/>
       </w:pPr>
-      <w:hyperlink w:history="1" r:id="rIdlzwu7rkyke6zmucc0k4rg">
+      <w:hyperlink w:history="1" r:id="rIdn1azuyvc1jksokylaxxz8">
         <w:r>
           <w:rPr>
             <w:rStyle w:val="Hyperlink"/>
@@ -576,7 +576,7 @@
         <w:ind w:left="709"/>
         <w:jc w:val="left"/>
       </w:pPr>
-      <w:hyperlink w:history="1" r:id="rIdua0xeyqnswev90s9xscoe">
+      <w:hyperlink w:history="1" r:id="rIdjhgpfgotqj4vh8higaa2b">
         <w:r>
           <w:rPr>
             <w:rStyle w:val="Hyperlink"/>
@@ -637,7 +637,7 @@
         <w:ind w:left="709"/>
         <w:jc w:val="left"/>
       </w:pPr>
-      <w:hyperlink w:history="1" r:id="rIdps_angfrowfyagvhsb7pt">
+      <w:hyperlink w:history="1" r:id="rId9oeepqhjasvnd5alohbcd">
         <w:r>
           <w:rPr>
             <w:rStyle w:val="Hyperlink"/>

--- a/seminar-papers/עבודה מסכמת - קריאה וכתיבה אקדמית ב - הדר פוקס.docx
+++ b/seminar-papers/עבודה מסכמת - קריאה וכתיבה אקדמית ב - הדר פוקס.docx
@@ -259,7 +259,7 @@
           <w:szCs w:val="24"/>
           <w:rtl/>
         </w:rPr>
-        <w:t xml:space="preserve">(Sandefur, 2019) - מאמר אקדמי מכתב עת. אותר במנוע החיפוש Google Scholar באמצעות מילות החיפוש והאופרטורים: "access to justice" AND "legal aid" AND inequality. קישור למאמר:</w:t>
+        <w:t xml:space="preserve">(Sandefur, 2019) - מאמר אקדמי מכתב עת. אותר במנוע החיפוש Google Scholar באמצעות מילות החיפוש והאופרטורים: "access to justice" AND "legal aid" AND inequality. קישור לטקסט המלא:</w:t>
       </w:r>
     </w:p>
     <w:p>
@@ -269,7 +269,7 @@
         <w:ind w:left="709"/>
         <w:jc w:val="left"/>
       </w:pPr>
-      <w:hyperlink w:history="1" r:id="rIdsmhxidhfiuiehcyumb8uh">
+      <w:hyperlink w:history="1" r:id="rIdacx7sts6hxjlamhed4pir">
         <w:r>
           <w:rPr>
             <w:rStyle w:val="Hyperlink"/>
@@ -277,7 +277,7 @@
             <w:sz w:val="22"/>
             <w:szCs w:val="22"/>
           </w:rPr>
-          <w:t xml:space="preserve">https://doi.org/10.1162/daed_a_00534</w:t>
+          <w:t xml:space="preserve">https://www.amacad.org/sites/default/files/publication/downloads/19_Winter_Daedalus_Sandefur.pdf</w:t>
         </w:r>
       </w:hyperlink>
     </w:p>
@@ -296,7 +296,7 @@
           <w:szCs w:val="24"/>
           <w:rtl/>
         </w:rPr>
-        <w:t xml:space="preserve">(Katsh &amp; Rabinovich-Einy, 2017) - ספר אקדמי. אותר בקטלוג הספרייה ובמאגר Oxford Academic באמצעות מילות החיפוש: "online dispute resolution" AND "access to justice". קישור לספר:</w:t>
+        <w:t xml:space="preserve">(Sela, 2016) - מאמר אקדמי מכתב עת. אותר במנוע החיפוש Google Scholar באמצעות מילות החיפוש והאופרטורים: "online courts" AND "self-represented litigants". קישור לטקסט המלא:</w:t>
       </w:r>
     </w:p>
     <w:p>
@@ -306,7 +306,7 @@
         <w:ind w:left="709"/>
         <w:jc w:val="left"/>
       </w:pPr>
-      <w:hyperlink w:history="1" r:id="rIdx44zmh-ik5y_t83nxfsvx">
+      <w:hyperlink w:history="1" r:id="rIdatkfdc_ldety6o1avnrxs">
         <w:r>
           <w:rPr>
             <w:rStyle w:val="Hyperlink"/>
@@ -314,7 +314,7 @@
             <w:sz w:val="22"/>
             <w:szCs w:val="22"/>
           </w:rPr>
-          <w:t xml:space="preserve">https://global.oup.com/academic/product/digital-justice-9780190675677</w:t>
+          <w:t xml:space="preserve">https://scholarship.law.cornell.edu/cjlpp/vol26/iss2/3/</w:t>
         </w:r>
       </w:hyperlink>
     </w:p>
@@ -333,7 +333,7 @@
           <w:szCs w:val="24"/>
           <w:rtl/>
         </w:rPr>
-        <w:t xml:space="preserve">(אלבין, 2016) - מאמר אקדמי מכתב עת. אותר במדור כתבי העת של המאגר המשפטי נבו, בכתב העת "חוקים", באמצעות מילות החיפוש: נגישות לצדק AND סיוע משפטי. קישור למאמר:</w:t>
+        <w:t xml:space="preserve">(אלבין, 2016) - מאמר אקדמי מכתב עת. אותר במדור כתבי העת של המאגר המשפטי נבו, בכתב העת "חוקים", באמצעות מילות החיפוש: נגישות לצדק AND סיוע משפטי. קישור לטקסט המלא בנבו:</w:t>
       </w:r>
     </w:p>
     <w:p>
@@ -343,7 +343,7 @@
         <w:ind w:left="709"/>
         <w:jc w:val="left"/>
       </w:pPr>
-      <w:hyperlink w:history="1" r:id="rIdxq8kytubjqpjslc2asfqh">
+      <w:hyperlink w:history="1" r:id="rIdxmoutgsnv4zp6i9zrmwou">
         <w:r>
           <w:rPr>
             <w:rStyle w:val="Hyperlink"/>
@@ -351,7 +351,7 @@
             <w:sz w:val="22"/>
             <w:szCs w:val="22"/>
           </w:rPr>
-          <w:t xml:space="preserve">https://cris.huji.ac.il/en/publications/מבוא-על-נגישות-למשפט-ונגישות-לצדק</w:t>
+          <w:t xml:space="preserve">https://www.nevo.co.il/books/כתבי עת/כתבי עת/חוקים/גליון ח/hukim-08-005.pdf</w:t>
         </w:r>
       </w:hyperlink>
     </w:p>
@@ -425,7 +425,7 @@
           <w:szCs w:val="24"/>
           <w:rtl/>
         </w:rPr>
-        <w:t xml:space="preserve">שני המקורות הנוספים מפתחים את הכיוון הזה משני עברים, הטכנולוגי-מוסדי והמושגי-ישראלי. קאטש ורבינוביץ'-איני (Katsh &amp; Rabinovich-Einy, 2017) מתמקדים בעיצוב המוסדי ומראים כיצד מערכות מקוונות ליישוב סכסוכים יכולות להנגיש הליכים דווקא לבעלי דין קטנים, שההליך המסורתי יקר, איטי ומרתיע מדי עבורם. לשיטתם, הנגישות נמדדת בסופו של דבר בשאלה כמה קל למשתמש רגיל להתחיל הליך, להבין אותו ולסיים אותו. אלבין (2016) מציעה את התשתית המושגית לדיון הישראלי ומבחינה בין נגישות למשפט, כלומר לערכאות ולהליכים, ובין נגישות לצדק, כלומר לתוצאה הוגנת בפועל. לדבריה, השנים האחרונות הרחיבו את הדיון מן השאלה מי מקבל ייצוג אל השאלה אילו חסמים מבניים מונעים צדק מהותי מאוכלוסיות מוחלשות. חיבור שני המקורות מלמד שהנגישות מוכרעת בשני מפגשים: בין האזרח למוסד, ובין האזרח למושג הצדק שהוא נושא עימו. כאשר המפגשים האלה מתווכים על ידי מחסור ועומס, הייצוג הציבורי נחווה כברירת מחדל ולא כזכות.</w:t>
+        <w:t xml:space="preserve">שני המקורות הנוספים מפתחים את הכיוון הזה משני עברים, הטכנולוגי-מוסדי והמושגי-ישראלי. סלע (Sela, 2016) מתמקדת בעיצוב המוסדי ומראה כיצד בתי משפט מקוונים יכולים לתת מענה לקשייהם של מתדיינים המייצגים את עצמם, אלה שההליך המסורתי יקר, מסורבל ומרתיע מדי עבורם. ממחקרה עולה שעיצוב נכון של סביבת ההתדיינות משפר את חוויית ההליך ההוגן של בעלי דין לא מיוצגים, כלומר שהנגישות תלויה במבנה הממשק שבין האזרח למערכת. אלבין (2016) מציעה את התשתית המושגית לדיון הישראלי ומבחינה בין נגישות למשפט, כלומר לערכאות ולהליכים, ובין נגישות לצדק, כלומר לתוצאה הוגנת בפועל. לדבריה, השנים האחרונות הרחיבו את הדיון מן השאלה מי מקבל ייצוג אל השאלה אילו חסמים מבניים מונעים צדק מהותי מאוכלוסיות מוחלשות. חיבור שני המקורות מלמד שהנגישות מוכרעת בשני מפגשים: בין האזרח למוסד, ובין האזרח למושג הצדק שהוא נושא עימו. כאשר המפגשים האלה מתווכים על ידי מחסור ועומס, הייצוג הציבורי נחווה כברירת מחדל ולא כזכות.</w:t>
       </w:r>
     </w:p>
     <w:p>
@@ -515,7 +515,7 @@
         <w:ind w:left="709"/>
         <w:jc w:val="left"/>
       </w:pPr>
-      <w:hyperlink w:history="1" r:id="rIdn1azuyvc1jksokylaxxz8">
+      <w:hyperlink w:history="1" r:id="rIdbhwkdu1pnajbaif-nkesy">
         <w:r>
           <w:rPr>
             <w:rStyle w:val="Hyperlink"/>
@@ -523,7 +523,7 @@
             <w:sz w:val="22"/>
             <w:szCs w:val="22"/>
           </w:rPr>
-          <w:t xml:space="preserve">https://cris.huji.ac.il/en/publications/מבוא-על-נגישות-למשפט-ונגישות-לצדק</w:t>
+          <w:t xml:space="preserve">https://www.nevo.co.il/books/כתבי עת/כתבי עת/חוקים/גליון ח/hukim-08-005.pdf</w:t>
         </w:r>
       </w:hyperlink>
     </w:p>
@@ -543,7 +543,7 @@
           <w:szCs w:val="24"/>
           <w:rtl w:val="false"/>
         </w:rPr>
-        <w:t xml:space="preserve">Katsh, E., &amp; Rabinovich-Einy, O. (2017). </w:t>
+        <w:t xml:space="preserve">Sela, A. (2016). Streamlining justice: How online courts can resolve the challenges of pro se litigation. </w:t>
       </w:r>
       <w:r>
         <w:rPr>
@@ -555,7 +555,7 @@
           <w:szCs w:val="24"/>
           <w:rtl w:val="false"/>
         </w:rPr>
-        <w:t xml:space="preserve">Digital justice: Technology and the internet of disputes</w:t>
+        <w:t xml:space="preserve">Cornell Journal of Law and Public Policy, 26</w:t>
       </w:r>
       <w:r>
         <w:rPr>
@@ -566,7 +566,7 @@
           <w:szCs w:val="24"/>
           <w:rtl w:val="false"/>
         </w:rPr>
-        <w:t xml:space="preserve">. Oxford University Press.</w:t>
+        <w:t xml:space="preserve">(2), 331.</w:t>
       </w:r>
     </w:p>
     <w:p>
@@ -576,7 +576,7 @@
         <w:ind w:left="709"/>
         <w:jc w:val="left"/>
       </w:pPr>
-      <w:hyperlink w:history="1" r:id="rIdjhgpfgotqj4vh8higaa2b">
+      <w:hyperlink w:history="1" r:id="rIdlolmto8wsblntkkyqjerl">
         <w:r>
           <w:rPr>
             <w:rStyle w:val="Hyperlink"/>
@@ -584,7 +584,7 @@
             <w:sz w:val="22"/>
             <w:szCs w:val="22"/>
           </w:rPr>
-          <w:t xml:space="preserve">https://global.oup.com/academic/product/digital-justice-9780190675677</w:t>
+          <w:t xml:space="preserve">https://scholarship.law.cornell.edu/cjlpp/vol26/iss2/3/</w:t>
         </w:r>
       </w:hyperlink>
     </w:p>
@@ -637,7 +637,7 @@
         <w:ind w:left="709"/>
         <w:jc w:val="left"/>
       </w:pPr>
-      <w:hyperlink w:history="1" r:id="rId9oeepqhjasvnd5alohbcd">
+      <w:hyperlink w:history="1" r:id="rIdofcxyx9od1b_qzaauimq1">
         <w:r>
           <w:rPr>
             <w:rStyle w:val="Hyperlink"/>

--- a/seminar-papers/עבודה מסכמת - קריאה וכתיבה אקדמית ב - הדר פוקס.docx
+++ b/seminar-papers/עבודה מסכמת - קריאה וכתיבה אקדמית ב - הדר פוקס.docx
@@ -269,7 +269,7 @@
         <w:ind w:left="709"/>
         <w:jc w:val="left"/>
       </w:pPr>
-      <w:hyperlink w:history="1" r:id="rIdacx7sts6hxjlamhed4pir">
+      <w:hyperlink w:history="1" r:id="rIdutpxgzhhsf5cohawiwxzb">
         <w:r>
           <w:rPr>
             <w:rStyle w:val="Hyperlink"/>
@@ -306,7 +306,7 @@
         <w:ind w:left="709"/>
         <w:jc w:val="left"/>
       </w:pPr>
-      <w:hyperlink w:history="1" r:id="rIdatkfdc_ldety6o1avnrxs">
+      <w:hyperlink w:history="1" r:id="rIddfpwt12v-2l8r_3qhtzpv">
         <w:r>
           <w:rPr>
             <w:rStyle w:val="Hyperlink"/>
@@ -333,7 +333,7 @@
           <w:szCs w:val="24"/>
           <w:rtl/>
         </w:rPr>
-        <w:t xml:space="preserve">(אלבין, 2016) - מאמר אקדמי מכתב עת. אותר במדור כתבי העת של המאגר המשפטי נבו, בכתב העת "חוקים", באמצעות מילות החיפוש: נגישות לצדק AND סיוע משפטי. קישור לטקסט המלא בנבו:</w:t>
+        <w:t xml:space="preserve">(מור, 2016) - מאמר אקדמי מכתב עת. אותר במדור כתבי העת של המאגר המשפטי נבו, בכתב העת "חוקים", באמצעות מילות החיפוש: נגישות לצדק AND נגישות למשפט. קישור לטקסט המלא:</w:t>
       </w:r>
     </w:p>
     <w:p>
@@ -343,7 +343,7 @@
         <w:ind w:left="709"/>
         <w:jc w:val="left"/>
       </w:pPr>
-      <w:hyperlink w:history="1" r:id="rIdxmoutgsnv4zp6i9zrmwou">
+      <w:hyperlink w:history="1" r:id="rIdag9akm_cosafppev-2t3w">
         <w:r>
           <w:rPr>
             <w:rStyle w:val="Hyperlink"/>
@@ -351,7 +351,7 @@
             <w:sz w:val="22"/>
             <w:szCs w:val="22"/>
           </w:rPr>
-          <w:t xml:space="preserve">https://www.nevo.co.il/books/כתבי עת/כתבי עת/חוקים/גליון ח/hukim-08-005.pdf</w:t>
+          <w:t xml:space="preserve">https://law.haifa.ac.il/images/documents/Trial_Accessible%20to%20all.pdf</w:t>
         </w:r>
       </w:hyperlink>
     </w:p>
@@ -425,7 +425,7 @@
           <w:szCs w:val="24"/>
           <w:rtl/>
         </w:rPr>
-        <w:t xml:space="preserve">שני המקורות הנוספים מפתחים את הכיוון הזה משני עברים, הטכנולוגי-מוסדי והמושגי-ישראלי. סלע (Sela, 2016) מתמקדת בעיצוב המוסדי ומראה כיצד בתי משפט מקוונים יכולים לתת מענה לקשייהם של מתדיינים המייצגים את עצמם, אלה שההליך המסורתי יקר, מסורבל ומרתיע מדי עבורם. ממחקרה עולה שעיצוב נכון של סביבת ההתדיינות משפר את חוויית ההליך ההוגן של בעלי דין לא מיוצגים, כלומר שהנגישות תלויה במבנה הממשק שבין האזרח למערכת. אלבין (2016) מציעה את התשתית המושגית לדיון הישראלי ומבחינה בין נגישות למשפט, כלומר לערכאות ולהליכים, ובין נגישות לצדק, כלומר לתוצאה הוגנת בפועל. לדבריה, השנים האחרונות הרחיבו את הדיון מן השאלה מי מקבל ייצוג אל השאלה אילו חסמים מבניים מונעים צדק מהותי מאוכלוסיות מוחלשות. חיבור שני המקורות מלמד שהנגישות מוכרעת בשני מפגשים: בין האזרח למוסד, ובין האזרח למושג הצדק שהוא נושא עימו. כאשר המפגשים האלה מתווכים על ידי מחסור ועומס, הייצוג הציבורי נחווה כברירת מחדל ולא כזכות.</w:t>
+        <w:t xml:space="preserve">שני המקורות הנוספים מפתחים את הכיוון הזה משני עברים, הטכנולוגי-מוסדי והמושגי-ישראלי. סלע (Sela, 2016) מתמקדת בעיצוב המוסדי ומראה כיצד בתי משפט מקוונים יכולים לתת מענה לקשייהם של מתדיינים המייצגים את עצמם, אלה שההליך המסורתי יקר, מסורבל ומרתיע מדי עבורם. ממחקרה עולה שעיצוב נכון של סביבת ההתדיינות משפר את חוויית ההליך ההוגן של בעלי דין לא מיוצגים, כלומר שהנגישות תלויה במבנה הממשק שבין האזרח למערכת. מור (2016) מציעה את התשתית המושגית לדיון הישראלי ומבחינה בין שלוש רמות של נגישות: גישה לערכאות, נגישות למשפט ונגישות לצדק, שהיא התוצאה ההוגנת בפועל. מניתוחה, הנשען על ביקורת המוגבלות, עולה שחסמים בדרך אל הצדק אינם תקלה נקודתית אלא מאפיין מבני של האופן שבו המערכת תוכננה, ולכן הסרתם דורשת עיצוב מחדש של המוסדות ולא רק סיוע פרטני. חיבור שני המקורות מלמד שהנגישות מוכרעת בשני מפגשים: בין האזרח למוסד, ובין האזרח למושג הצדק שהוא נושא עימו. כאשר המפגשים האלה מתווכים על ידי מחסור ועומס, הייצוג הציבורי נחווה כברירת מחדל ולא כזכות.</w:t>
       </w:r>
     </w:p>
     <w:p>
@@ -482,7 +482,7 @@
           <w:szCs w:val="24"/>
           <w:rtl/>
         </w:rPr>
-        <w:t xml:space="preserve">אלבין, ע' (2016). מבוא: על נגישות למשפט ונגישות לצדק. </w:t>
+        <w:t xml:space="preserve">מור, ש' (2016). משפט נגיש לכל: הזכות לנגישות ונגישות למשפט - ביקורת מוגבלות. </w:t>
       </w:r>
       <w:r>
         <w:rPr>
@@ -505,7 +505,7 @@
           <w:szCs w:val="24"/>
           <w:rtl/>
         </w:rPr>
-        <w:t xml:space="preserve">, 5-14. זמין במאגר המשפטי נבו.</w:t>
+        <w:t xml:space="preserve">, 15-83. זמין במאגר המשפטי נבו.</w:t>
       </w:r>
     </w:p>
     <w:p>
@@ -515,7 +515,7 @@
         <w:ind w:left="709"/>
         <w:jc w:val="left"/>
       </w:pPr>
-      <w:hyperlink w:history="1" r:id="rIdbhwkdu1pnajbaif-nkesy">
+      <w:hyperlink w:history="1" r:id="rIdjpztcnyxsffgkilie4nzg">
         <w:r>
           <w:rPr>
             <w:rStyle w:val="Hyperlink"/>
@@ -523,7 +523,7 @@
             <w:sz w:val="22"/>
             <w:szCs w:val="22"/>
           </w:rPr>
-          <w:t xml:space="preserve">https://www.nevo.co.il/books/כתבי עת/כתבי עת/חוקים/גליון ח/hukim-08-005.pdf</w:t>
+          <w:t xml:space="preserve">https://law.haifa.ac.il/images/documents/Trial_Accessible%20to%20all.pdf</w:t>
         </w:r>
       </w:hyperlink>
     </w:p>
@@ -576,7 +576,7 @@
         <w:ind w:left="709"/>
         <w:jc w:val="left"/>
       </w:pPr>
-      <w:hyperlink w:history="1" r:id="rIdlolmto8wsblntkkyqjerl">
+      <w:hyperlink w:history="1" r:id="rIdezdals89nljfb3c-zu59k">
         <w:r>
           <w:rPr>
             <w:rStyle w:val="Hyperlink"/>
@@ -637,7 +637,7 @@
         <w:ind w:left="709"/>
         <w:jc w:val="left"/>
       </w:pPr>
-      <w:hyperlink w:history="1" r:id="rIdofcxyx9od1b_qzaauimq1">
+      <w:hyperlink w:history="1" r:id="rIdpeovaqnromtcuyl6kz7md">
         <w:r>
           <w:rPr>
             <w:rStyle w:val="Hyperlink"/>

--- a/seminar-papers/עבודה מסכמת - קריאה וכתיבה אקדמית ב - הדר פוקס.docx
+++ b/seminar-papers/עבודה מסכמת - קריאה וכתיבה אקדמית ב - הדר פוקס.docx
@@ -269,7 +269,7 @@
         <w:ind w:left="709"/>
         <w:jc w:val="left"/>
       </w:pPr>
-      <w:hyperlink w:history="1" r:id="rIdutpxgzhhsf5cohawiwxzb">
+      <w:hyperlink w:history="1" r:id="rId6neqjvfh6milnhalj_lav">
         <w:r>
           <w:rPr>
             <w:rStyle w:val="Hyperlink"/>
@@ -306,7 +306,7 @@
         <w:ind w:left="709"/>
         <w:jc w:val="left"/>
       </w:pPr>
-      <w:hyperlink w:history="1" r:id="rIddfpwt12v-2l8r_3qhtzpv">
+      <w:hyperlink w:history="1" r:id="rIdweqts7yau-mgroproperq">
         <w:r>
           <w:rPr>
             <w:rStyle w:val="Hyperlink"/>
@@ -343,7 +343,7 @@
         <w:ind w:left="709"/>
         <w:jc w:val="left"/>
       </w:pPr>
-      <w:hyperlink w:history="1" r:id="rIdag9akm_cosafppev-2t3w">
+      <w:hyperlink w:history="1" r:id="rIdnaw-vnmljokqpzixke_z3">
         <w:r>
           <w:rPr>
             <w:rStyle w:val="Hyperlink"/>
@@ -515,7 +515,7 @@
         <w:ind w:left="709"/>
         <w:jc w:val="left"/>
       </w:pPr>
-      <w:hyperlink w:history="1" r:id="rIdjpztcnyxsffgkilie4nzg">
+      <w:hyperlink w:history="1" r:id="rIdlpkjupbb09drxyz3vcw2j">
         <w:r>
           <w:rPr>
             <w:rStyle w:val="Hyperlink"/>
@@ -576,7 +576,7 @@
         <w:ind w:left="709"/>
         <w:jc w:val="left"/>
       </w:pPr>
-      <w:hyperlink w:history="1" r:id="rIdezdals89nljfb3c-zu59k">
+      <w:hyperlink w:history="1" r:id="rIdrfssu1ohsrfgitsffesb3">
         <w:r>
           <w:rPr>
             <w:rStyle w:val="Hyperlink"/>
@@ -637,7 +637,7 @@
         <w:ind w:left="709"/>
         <w:jc w:val="left"/>
       </w:pPr>
-      <w:hyperlink w:history="1" r:id="rIdpeovaqnromtcuyl6kz7md">
+      <w:hyperlink w:history="1" r:id="rIdzoryw0bclzblogll0kvj4">
         <w:r>
           <w:rPr>
             <w:rStyle w:val="Hyperlink"/>
@@ -648,6 +648,590 @@
           <w:t xml:space="preserve">https://doi.org/10.1162/daed_a_00534</w:t>
         </w:r>
       </w:hyperlink>
+    </w:p>
+    <w:p>
+      <w:pPr>
+        <w:pageBreakBefore/>
+        <w:bidi/>
+        <w:spacing w:after="240" w:line="360" w:lineRule="auto"/>
+        <w:jc w:val="start"/>
+      </w:pPr>
+      <w:r>
+        <w:rPr>
+          <w:rFonts w:ascii="Times New Roman" w:cs="David" w:eastAsia="David" w:hAnsi="Times New Roman"/>
+          <w:b/>
+          <w:bCs/>
+          <w:i w:val="false"/>
+          <w:sz w:val="32"/>
+          <w:szCs w:val="32"/>
+          <w:rtl/>
+        </w:rPr>
+        <w:t xml:space="preserve">נספחים</w:t>
+      </w:r>
+    </w:p>
+    <w:p>
+      <w:pPr>
+        <w:bidi/>
+        <w:spacing w:after="120" w:line="360" w:lineRule="auto"/>
+        <w:jc w:val="both"/>
+      </w:pPr>
+      <w:r>
+        <w:rPr>
+          <w:rFonts w:ascii="Times New Roman" w:cs="David" w:eastAsia="David" w:hAnsi="Times New Roman"/>
+          <w:b w:val="false"/>
+          <w:i w:val="false"/>
+          <w:sz w:val="24"/>
+          <w:szCs w:val="24"/>
+          <w:rtl/>
+        </w:rPr>
+        <w:t xml:space="preserve">להלן העמודים המרכזיים מן הפריטים האקדמיים ששימשו לכתיבת ראש הפרק. הפריטים המלאים מצורפים לתיבת ההגשה כנדרש בהנחיות.</w:t>
+      </w:r>
+    </w:p>
+    <w:p>
+      <w:pPr>
+        <w:bidi/>
+        <w:spacing w:after="120" w:line="360" w:lineRule="auto"/>
+        <w:jc w:val="start"/>
+      </w:pPr>
+      <w:r>
+        <w:rPr>
+          <w:rFonts w:ascii="Times New Roman" w:cs="David" w:eastAsia="David" w:hAnsi="Times New Roman"/>
+          <w:b/>
+          <w:bCs/>
+          <w:i w:val="false"/>
+          <w:sz w:val="24"/>
+          <w:szCs w:val="24"/>
+          <w:u w:val="single"/>
+          <w:rtl/>
+        </w:rPr>
+        <w:t xml:space="preserve">נספח א: Sandefur (2019), המאמר המלא</w:t>
+      </w:r>
+    </w:p>
+    <w:p>
+      <w:pPr>
+        <w:spacing w:after="60"/>
+        <w:jc w:val="center"/>
+      </w:pPr>
+      <w:r>
+        <w:drawing>
+          <wp:inline distT="0" distB="0" distL="0" distR="0">
+            <wp:extent cx="4810125" cy="6800850"/>
+            <wp:effectExtent t="0" r="0" b="0" l="0"/>
+            <wp:docPr id="1" name="" descr="" title=""/>
+            <wp:cNvGraphicFramePr>
+              <a:graphicFrameLocks xmlns:a="http://schemas.openxmlformats.org/drawingml/2006/main" noChangeAspect="1"/>
+            </wp:cNvGraphicFramePr>
+            <a:graphic xmlns:a="http://schemas.openxmlformats.org/drawingml/2006/main">
+              <a:graphicData uri="http://schemas.openxmlformats.org/drawingml/2006/picture">
+                <pic:pic xmlns:pic="http://schemas.openxmlformats.org/drawingml/2006/picture">
+                  <pic:nvPicPr>
+                    <pic:cNvPr id="0" name="" descr=""/>
+                    <pic:cNvPicPr>
+                      <a:picLocks noChangeAspect="1" noChangeArrowheads="1"/>
+                    </pic:cNvPicPr>
+                  </pic:nvPicPr>
+                  <pic:blipFill>
+                    <a:blip r:embed="rId9" cstate="none"/>
+                    <a:srcRect/>
+                    <a:stretch>
+                      <a:fillRect/>
+                    </a:stretch>
+                  </pic:blipFill>
+                  <pic:spPr bwMode="auto">
+                    <a:xfrm>
+                      <a:off x="0" y="0"/>
+                      <a:ext cx="4810125" cy="6800850"/>
+                    </a:xfrm>
+                    <a:prstGeom prst="rect">
+                      <a:avLst/>
+                    </a:prstGeom>
+                  </pic:spPr>
+                </pic:pic>
+              </a:graphicData>
+            </a:graphic>
+          </wp:inline>
+        </w:drawing>
+      </w:r>
+    </w:p>
+    <w:p>
+      <w:pPr>
+        <w:spacing w:after="60"/>
+        <w:jc w:val="center"/>
+      </w:pPr>
+      <w:r>
+        <w:drawing>
+          <wp:inline distT="0" distB="0" distL="0" distR="0">
+            <wp:extent cx="4810125" cy="6800850"/>
+            <wp:effectExtent t="0" r="0" b="0" l="0"/>
+            <wp:docPr id="1" name="" descr="" title=""/>
+            <wp:cNvGraphicFramePr>
+              <a:graphicFrameLocks xmlns:a="http://schemas.openxmlformats.org/drawingml/2006/main" noChangeAspect="1"/>
+            </wp:cNvGraphicFramePr>
+            <a:graphic xmlns:a="http://schemas.openxmlformats.org/drawingml/2006/main">
+              <a:graphicData uri="http://schemas.openxmlformats.org/drawingml/2006/picture">
+                <pic:pic xmlns:pic="http://schemas.openxmlformats.org/drawingml/2006/picture">
+                  <pic:nvPicPr>
+                    <pic:cNvPr id="0" name="" descr=""/>
+                    <pic:cNvPicPr>
+                      <a:picLocks noChangeAspect="1" noChangeArrowheads="1"/>
+                    </pic:cNvPicPr>
+                  </pic:nvPicPr>
+                  <pic:blipFill>
+                    <a:blip r:embed="rId10" cstate="none"/>
+                    <a:srcRect/>
+                    <a:stretch>
+                      <a:fillRect/>
+                    </a:stretch>
+                  </pic:blipFill>
+                  <pic:spPr bwMode="auto">
+                    <a:xfrm>
+                      <a:off x="0" y="0"/>
+                      <a:ext cx="4810125" cy="6800850"/>
+                    </a:xfrm>
+                    <a:prstGeom prst="rect">
+                      <a:avLst/>
+                    </a:prstGeom>
+                  </pic:spPr>
+                </pic:pic>
+              </a:graphicData>
+            </a:graphic>
+          </wp:inline>
+        </w:drawing>
+      </w:r>
+    </w:p>
+    <w:p>
+      <w:pPr>
+        <w:spacing w:after="60"/>
+        <w:jc w:val="center"/>
+      </w:pPr>
+      <w:r>
+        <w:drawing>
+          <wp:inline distT="0" distB="0" distL="0" distR="0">
+            <wp:extent cx="4810125" cy="6800850"/>
+            <wp:effectExtent t="0" r="0" b="0" l="0"/>
+            <wp:docPr id="1" name="" descr="" title=""/>
+            <wp:cNvGraphicFramePr>
+              <a:graphicFrameLocks xmlns:a="http://schemas.openxmlformats.org/drawingml/2006/main" noChangeAspect="1"/>
+            </wp:cNvGraphicFramePr>
+            <a:graphic xmlns:a="http://schemas.openxmlformats.org/drawingml/2006/main">
+              <a:graphicData uri="http://schemas.openxmlformats.org/drawingml/2006/picture">
+                <pic:pic xmlns:pic="http://schemas.openxmlformats.org/drawingml/2006/picture">
+                  <pic:nvPicPr>
+                    <pic:cNvPr id="0" name="" descr=""/>
+                    <pic:cNvPicPr>
+                      <a:picLocks noChangeAspect="1" noChangeArrowheads="1"/>
+                    </pic:cNvPicPr>
+                  </pic:nvPicPr>
+                  <pic:blipFill>
+                    <a:blip r:embed="rId11" cstate="none"/>
+                    <a:srcRect/>
+                    <a:stretch>
+                      <a:fillRect/>
+                    </a:stretch>
+                  </pic:blipFill>
+                  <pic:spPr bwMode="auto">
+                    <a:xfrm>
+                      <a:off x="0" y="0"/>
+                      <a:ext cx="4810125" cy="6800850"/>
+                    </a:xfrm>
+                    <a:prstGeom prst="rect">
+                      <a:avLst/>
+                    </a:prstGeom>
+                  </pic:spPr>
+                </pic:pic>
+              </a:graphicData>
+            </a:graphic>
+          </wp:inline>
+        </w:drawing>
+      </w:r>
+    </w:p>
+    <w:p>
+      <w:pPr>
+        <w:spacing w:after="60"/>
+        <w:jc w:val="center"/>
+      </w:pPr>
+      <w:r>
+        <w:drawing>
+          <wp:inline distT="0" distB="0" distL="0" distR="0">
+            <wp:extent cx="4810125" cy="6800850"/>
+            <wp:effectExtent t="0" r="0" b="0" l="0"/>
+            <wp:docPr id="1" name="" descr="" title=""/>
+            <wp:cNvGraphicFramePr>
+              <a:graphicFrameLocks xmlns:a="http://schemas.openxmlformats.org/drawingml/2006/main" noChangeAspect="1"/>
+            </wp:cNvGraphicFramePr>
+            <a:graphic xmlns:a="http://schemas.openxmlformats.org/drawingml/2006/main">
+              <a:graphicData uri="http://schemas.openxmlformats.org/drawingml/2006/picture">
+                <pic:pic xmlns:pic="http://schemas.openxmlformats.org/drawingml/2006/picture">
+                  <pic:nvPicPr>
+                    <pic:cNvPr id="0" name="" descr=""/>
+                    <pic:cNvPicPr>
+                      <a:picLocks noChangeAspect="1" noChangeArrowheads="1"/>
+                    </pic:cNvPicPr>
+                  </pic:nvPicPr>
+                  <pic:blipFill>
+                    <a:blip r:embed="rId12" cstate="none"/>
+                    <a:srcRect/>
+                    <a:stretch>
+                      <a:fillRect/>
+                    </a:stretch>
+                  </pic:blipFill>
+                  <pic:spPr bwMode="auto">
+                    <a:xfrm>
+                      <a:off x="0" y="0"/>
+                      <a:ext cx="4810125" cy="6800850"/>
+                    </a:xfrm>
+                    <a:prstGeom prst="rect">
+                      <a:avLst/>
+                    </a:prstGeom>
+                  </pic:spPr>
+                </pic:pic>
+              </a:graphicData>
+            </a:graphic>
+          </wp:inline>
+        </w:drawing>
+      </w:r>
+    </w:p>
+    <w:p>
+      <w:pPr>
+        <w:spacing w:after="60"/>
+        <w:jc w:val="center"/>
+      </w:pPr>
+      <w:r>
+        <w:drawing>
+          <wp:inline distT="0" distB="0" distL="0" distR="0">
+            <wp:extent cx="4810125" cy="6800850"/>
+            <wp:effectExtent t="0" r="0" b="0" l="0"/>
+            <wp:docPr id="1" name="" descr="" title=""/>
+            <wp:cNvGraphicFramePr>
+              <a:graphicFrameLocks xmlns:a="http://schemas.openxmlformats.org/drawingml/2006/main" noChangeAspect="1"/>
+            </wp:cNvGraphicFramePr>
+            <a:graphic xmlns:a="http://schemas.openxmlformats.org/drawingml/2006/main">
+              <a:graphicData uri="http://schemas.openxmlformats.org/drawingml/2006/picture">
+                <pic:pic xmlns:pic="http://schemas.openxmlformats.org/drawingml/2006/picture">
+                  <pic:nvPicPr>
+                    <pic:cNvPr id="0" name="" descr=""/>
+                    <pic:cNvPicPr>
+                      <a:picLocks noChangeAspect="1" noChangeArrowheads="1"/>
+                    </pic:cNvPicPr>
+                  </pic:nvPicPr>
+                  <pic:blipFill>
+                    <a:blip r:embed="rId13" cstate="none"/>
+                    <a:srcRect/>
+                    <a:stretch>
+                      <a:fillRect/>
+                    </a:stretch>
+                  </pic:blipFill>
+                  <pic:spPr bwMode="auto">
+                    <a:xfrm>
+                      <a:off x="0" y="0"/>
+                      <a:ext cx="4810125" cy="6800850"/>
+                    </a:xfrm>
+                    <a:prstGeom prst="rect">
+                      <a:avLst/>
+                    </a:prstGeom>
+                  </pic:spPr>
+                </pic:pic>
+              </a:graphicData>
+            </a:graphic>
+          </wp:inline>
+        </w:drawing>
+      </w:r>
+    </w:p>
+    <w:p>
+      <w:pPr>
+        <w:spacing w:after="60"/>
+        <w:jc w:val="center"/>
+      </w:pPr>
+      <w:r>
+        <w:drawing>
+          <wp:inline distT="0" distB="0" distL="0" distR="0">
+            <wp:extent cx="4810125" cy="6800850"/>
+            <wp:effectExtent t="0" r="0" b="0" l="0"/>
+            <wp:docPr id="1" name="" descr="" title=""/>
+            <wp:cNvGraphicFramePr>
+              <a:graphicFrameLocks xmlns:a="http://schemas.openxmlformats.org/drawingml/2006/main" noChangeAspect="1"/>
+            </wp:cNvGraphicFramePr>
+            <a:graphic xmlns:a="http://schemas.openxmlformats.org/drawingml/2006/main">
+              <a:graphicData uri="http://schemas.openxmlformats.org/drawingml/2006/picture">
+                <pic:pic xmlns:pic="http://schemas.openxmlformats.org/drawingml/2006/picture">
+                  <pic:nvPicPr>
+                    <pic:cNvPr id="0" name="" descr=""/>
+                    <pic:cNvPicPr>
+                      <a:picLocks noChangeAspect="1" noChangeArrowheads="1"/>
+                    </pic:cNvPicPr>
+                  </pic:nvPicPr>
+                  <pic:blipFill>
+                    <a:blip r:embed="rId14" cstate="none"/>
+                    <a:srcRect/>
+                    <a:stretch>
+                      <a:fillRect/>
+                    </a:stretch>
+                  </pic:blipFill>
+                  <pic:spPr bwMode="auto">
+                    <a:xfrm>
+                      <a:off x="0" y="0"/>
+                      <a:ext cx="4810125" cy="6800850"/>
+                    </a:xfrm>
+                    <a:prstGeom prst="rect">
+                      <a:avLst/>
+                    </a:prstGeom>
+                  </pic:spPr>
+                </pic:pic>
+              </a:graphicData>
+            </a:graphic>
+          </wp:inline>
+        </w:drawing>
+      </w:r>
+    </w:p>
+    <w:p>
+      <w:pPr>
+        <w:spacing w:after="60"/>
+        <w:jc w:val="center"/>
+      </w:pPr>
+      <w:r>
+        <w:drawing>
+          <wp:inline distT="0" distB="0" distL="0" distR="0">
+            <wp:extent cx="4810125" cy="6800850"/>
+            <wp:effectExtent t="0" r="0" b="0" l="0"/>
+            <wp:docPr id="1" name="" descr="" title=""/>
+            <wp:cNvGraphicFramePr>
+              <a:graphicFrameLocks xmlns:a="http://schemas.openxmlformats.org/drawingml/2006/main" noChangeAspect="1"/>
+            </wp:cNvGraphicFramePr>
+            <a:graphic xmlns:a="http://schemas.openxmlformats.org/drawingml/2006/main">
+              <a:graphicData uri="http://schemas.openxmlformats.org/drawingml/2006/picture">
+                <pic:pic xmlns:pic="http://schemas.openxmlformats.org/drawingml/2006/picture">
+                  <pic:nvPicPr>
+                    <pic:cNvPr id="0" name="" descr=""/>
+                    <pic:cNvPicPr>
+                      <a:picLocks noChangeAspect="1" noChangeArrowheads="1"/>
+                    </pic:cNvPicPr>
+                  </pic:nvPicPr>
+                  <pic:blipFill>
+                    <a:blip r:embed="rId15" cstate="none"/>
+                    <a:srcRect/>
+                    <a:stretch>
+                      <a:fillRect/>
+                    </a:stretch>
+                  </pic:blipFill>
+                  <pic:spPr bwMode="auto">
+                    <a:xfrm>
+                      <a:off x="0" y="0"/>
+                      <a:ext cx="4810125" cy="6800850"/>
+                    </a:xfrm>
+                    <a:prstGeom prst="rect">
+                      <a:avLst/>
+                    </a:prstGeom>
+                  </pic:spPr>
+                </pic:pic>
+              </a:graphicData>
+            </a:graphic>
+          </wp:inline>
+        </w:drawing>
+      </w:r>
+    </w:p>
+    <w:p>
+      <w:pPr>
+        <w:bidi/>
+        <w:spacing w:after="120" w:line="360" w:lineRule="auto"/>
+        <w:jc w:val="start"/>
+      </w:pPr>
+      <w:r>
+        <w:rPr>
+          <w:rFonts w:ascii="Times New Roman" w:cs="David" w:eastAsia="David" w:hAnsi="Times New Roman"/>
+          <w:b/>
+          <w:bCs/>
+          <w:i w:val="false"/>
+          <w:sz w:val="24"/>
+          <w:szCs w:val="24"/>
+          <w:u w:val="single"/>
+          <w:rtl/>
+        </w:rPr>
+        <w:t xml:space="preserve">נספח ב: מור (2016), עמ' 15-18 (תקציר, מבוא וההבחנה בין שלושת מישורי הנגישות)</w:t>
+      </w:r>
+    </w:p>
+    <w:p>
+      <w:pPr>
+        <w:spacing w:after="60"/>
+        <w:jc w:val="center"/>
+      </w:pPr>
+      <w:r>
+        <w:drawing>
+          <wp:inline distT="0" distB="0" distL="0" distR="0">
+            <wp:extent cx="4810125" cy="6800850"/>
+            <wp:effectExtent t="0" r="0" b="0" l="0"/>
+            <wp:docPr id="1" name="" descr="" title=""/>
+            <wp:cNvGraphicFramePr>
+              <a:graphicFrameLocks xmlns:a="http://schemas.openxmlformats.org/drawingml/2006/main" noChangeAspect="1"/>
+            </wp:cNvGraphicFramePr>
+            <a:graphic xmlns:a="http://schemas.openxmlformats.org/drawingml/2006/main">
+              <a:graphicData uri="http://schemas.openxmlformats.org/drawingml/2006/picture">
+                <pic:pic xmlns:pic="http://schemas.openxmlformats.org/drawingml/2006/picture">
+                  <pic:nvPicPr>
+                    <pic:cNvPr id="0" name="" descr=""/>
+                    <pic:cNvPicPr>
+                      <a:picLocks noChangeAspect="1" noChangeArrowheads="1"/>
+                    </pic:cNvPicPr>
+                  </pic:nvPicPr>
+                  <pic:blipFill>
+                    <a:blip r:embed="rId16" cstate="none"/>
+                    <a:srcRect/>
+                    <a:stretch>
+                      <a:fillRect/>
+                    </a:stretch>
+                  </pic:blipFill>
+                  <pic:spPr bwMode="auto">
+                    <a:xfrm>
+                      <a:off x="0" y="0"/>
+                      <a:ext cx="4810125" cy="6800850"/>
+                    </a:xfrm>
+                    <a:prstGeom prst="rect">
+                      <a:avLst/>
+                    </a:prstGeom>
+                  </pic:spPr>
+                </pic:pic>
+              </a:graphicData>
+            </a:graphic>
+          </wp:inline>
+        </w:drawing>
+      </w:r>
+    </w:p>
+    <w:p>
+      <w:pPr>
+        <w:spacing w:after="60"/>
+        <w:jc w:val="center"/>
+      </w:pPr>
+      <w:r>
+        <w:drawing>
+          <wp:inline distT="0" distB="0" distL="0" distR="0">
+            <wp:extent cx="4810125" cy="6800850"/>
+            <wp:effectExtent t="0" r="0" b="0" l="0"/>
+            <wp:docPr id="1" name="" descr="" title=""/>
+            <wp:cNvGraphicFramePr>
+              <a:graphicFrameLocks xmlns:a="http://schemas.openxmlformats.org/drawingml/2006/main" noChangeAspect="1"/>
+            </wp:cNvGraphicFramePr>
+            <a:graphic xmlns:a="http://schemas.openxmlformats.org/drawingml/2006/main">
+              <a:graphicData uri="http://schemas.openxmlformats.org/drawingml/2006/picture">
+                <pic:pic xmlns:pic="http://schemas.openxmlformats.org/drawingml/2006/picture">
+                  <pic:nvPicPr>
+                    <pic:cNvPr id="0" name="" descr=""/>
+                    <pic:cNvPicPr>
+                      <a:picLocks noChangeAspect="1" noChangeArrowheads="1"/>
+                    </pic:cNvPicPr>
+                  </pic:nvPicPr>
+                  <pic:blipFill>
+                    <a:blip r:embed="rId17" cstate="none"/>
+                    <a:srcRect/>
+                    <a:stretch>
+                      <a:fillRect/>
+                    </a:stretch>
+                  </pic:blipFill>
+                  <pic:spPr bwMode="auto">
+                    <a:xfrm>
+                      <a:off x="0" y="0"/>
+                      <a:ext cx="4810125" cy="6800850"/>
+                    </a:xfrm>
+                    <a:prstGeom prst="rect">
+                      <a:avLst/>
+                    </a:prstGeom>
+                  </pic:spPr>
+                </pic:pic>
+              </a:graphicData>
+            </a:graphic>
+          </wp:inline>
+        </w:drawing>
+      </w:r>
+    </w:p>
+    <w:p>
+      <w:pPr>
+        <w:spacing w:after="60"/>
+        <w:jc w:val="center"/>
+      </w:pPr>
+      <w:r>
+        <w:drawing>
+          <wp:inline distT="0" distB="0" distL="0" distR="0">
+            <wp:extent cx="4810125" cy="6800850"/>
+            <wp:effectExtent t="0" r="0" b="0" l="0"/>
+            <wp:docPr id="1" name="" descr="" title=""/>
+            <wp:cNvGraphicFramePr>
+              <a:graphicFrameLocks xmlns:a="http://schemas.openxmlformats.org/drawingml/2006/main" noChangeAspect="1"/>
+            </wp:cNvGraphicFramePr>
+            <a:graphic xmlns:a="http://schemas.openxmlformats.org/drawingml/2006/main">
+              <a:graphicData uri="http://schemas.openxmlformats.org/drawingml/2006/picture">
+                <pic:pic xmlns:pic="http://schemas.openxmlformats.org/drawingml/2006/picture">
+                  <pic:nvPicPr>
+                    <pic:cNvPr id="0" name="" descr=""/>
+                    <pic:cNvPicPr>
+                      <a:picLocks noChangeAspect="1" noChangeArrowheads="1"/>
+                    </pic:cNvPicPr>
+                  </pic:nvPicPr>
+                  <pic:blipFill>
+                    <a:blip r:embed="rId18" cstate="none"/>
+                    <a:srcRect/>
+                    <a:stretch>
+                      <a:fillRect/>
+                    </a:stretch>
+                  </pic:blipFill>
+                  <pic:spPr bwMode="auto">
+                    <a:xfrm>
+                      <a:off x="0" y="0"/>
+                      <a:ext cx="4810125" cy="6800850"/>
+                    </a:xfrm>
+                    <a:prstGeom prst="rect">
+                      <a:avLst/>
+                    </a:prstGeom>
+                  </pic:spPr>
+                </pic:pic>
+              </a:graphicData>
+            </a:graphic>
+          </wp:inline>
+        </w:drawing>
+      </w:r>
+    </w:p>
+    <w:p>
+      <w:pPr>
+        <w:spacing w:after="60"/>
+        <w:jc w:val="center"/>
+      </w:pPr>
+      <w:r>
+        <w:drawing>
+          <wp:inline distT="0" distB="0" distL="0" distR="0">
+            <wp:extent cx="4810125" cy="6800850"/>
+            <wp:effectExtent t="0" r="0" b="0" l="0"/>
+            <wp:docPr id="1" name="" descr="" title=""/>
+            <wp:cNvGraphicFramePr>
+              <a:graphicFrameLocks xmlns:a="http://schemas.openxmlformats.org/drawingml/2006/main" noChangeAspect="1"/>
+            </wp:cNvGraphicFramePr>
+            <a:graphic xmlns:a="http://schemas.openxmlformats.org/drawingml/2006/main">
+              <a:graphicData uri="http://schemas.openxmlformats.org/drawingml/2006/picture">
+                <pic:pic xmlns:pic="http://schemas.openxmlformats.org/drawingml/2006/picture">
+                  <pic:nvPicPr>
+                    <pic:cNvPr id="0" name="" descr=""/>
+                    <pic:cNvPicPr>
+                      <a:picLocks noChangeAspect="1" noChangeArrowheads="1"/>
+                    </pic:cNvPicPr>
+                  </pic:nvPicPr>
+                  <pic:blipFill>
+                    <a:blip r:embed="rId19" cstate="none"/>
+                    <a:srcRect/>
+                    <a:stretch>
+                      <a:fillRect/>
+                    </a:stretch>
+                  </pic:blipFill>
+                  <pic:spPr bwMode="auto">
+                    <a:xfrm>
+                      <a:off x="0" y="0"/>
+                      <a:ext cx="4810125" cy="6800850"/>
+                    </a:xfrm>
+                    <a:prstGeom prst="rect">
+                      <a:avLst/>
+                    </a:prstGeom>
+                  </pic:spPr>
+                </pic:pic>
+              </a:graphicData>
+            </a:graphic>
+          </wp:inline>
+        </w:drawing>
+      </w:r>
     </w:p>
     <w:sectPr>
       <w:headerReference w:type="default" r:id="rId7"/>

--- a/seminar-papers/עבודה מסכמת - קריאה וכתיבה אקדמית ב - הדר פוקס.docx
+++ b/seminar-papers/עבודה מסכמת - קריאה וכתיבה אקדמית ב - הדר פוקס.docx
@@ -269,7 +269,7 @@
         <w:ind w:left="709"/>
         <w:jc w:val="left"/>
       </w:pPr>
-      <w:hyperlink w:history="1" r:id="rId6neqjvfh6milnhalj_lav">
+      <w:hyperlink w:history="1" r:id="rIddphlygreo5hzr35mkjvhn">
         <w:r>
           <w:rPr>
             <w:rStyle w:val="Hyperlink"/>
@@ -306,7 +306,7 @@
         <w:ind w:left="709"/>
         <w:jc w:val="left"/>
       </w:pPr>
-      <w:hyperlink w:history="1" r:id="rIdweqts7yau-mgroproperq">
+      <w:hyperlink w:history="1" r:id="rIdnznb0peoc82v5nftrsisg">
         <w:r>
           <w:rPr>
             <w:rStyle w:val="Hyperlink"/>
@@ -343,7 +343,7 @@
         <w:ind w:left="709"/>
         <w:jc w:val="left"/>
       </w:pPr>
-      <w:hyperlink w:history="1" r:id="rIdnaw-vnmljokqpzixke_z3">
+      <w:hyperlink w:history="1" r:id="rIdf0f-sy4fjlma6obqcchs2">
         <w:r>
           <w:rPr>
             <w:rStyle w:val="Hyperlink"/>
@@ -515,7 +515,7 @@
         <w:ind w:left="709"/>
         <w:jc w:val="left"/>
       </w:pPr>
-      <w:hyperlink w:history="1" r:id="rIdlpkjupbb09drxyz3vcw2j">
+      <w:hyperlink w:history="1" r:id="rIdyvvfiocuj5eh9k-1upsqm">
         <w:r>
           <w:rPr>
             <w:rStyle w:val="Hyperlink"/>
@@ -576,7 +576,7 @@
         <w:ind w:left="709"/>
         <w:jc w:val="left"/>
       </w:pPr>
-      <w:hyperlink w:history="1" r:id="rIdrfssu1ohsrfgitsffesb3">
+      <w:hyperlink w:history="1" r:id="rIdzcrbtipudzvbrlasmebdc">
         <w:r>
           <w:rPr>
             <w:rStyle w:val="Hyperlink"/>
@@ -637,7 +637,7 @@
         <w:ind w:left="709"/>
         <w:jc w:val="left"/>
       </w:pPr>
-      <w:hyperlink w:history="1" r:id="rIdzoryw0bclzblogll0kvj4">
+      <w:hyperlink w:history="1" r:id="rIdllt9q6sh0hnmpeo8kvg1p">
         <w:r>
           <w:rPr>
             <w:rStyle w:val="Hyperlink"/>
@@ -1031,6 +1031,7 @@
     </w:p>
     <w:p>
       <w:pPr>
+        <w:pageBreakBefore/>
         <w:bidi/>
         <w:spacing w:after="120" w:line="360" w:lineRule="auto"/>
         <w:jc w:val="start"/>

--- a/seminar-papers/עבודה מסכמת - קריאה וכתיבה אקדמית ב - הדר פוקס.docx
+++ b/seminar-papers/עבודה מסכמת - קריאה וכתיבה אקדמית ב - הדר פוקס.docx
@@ -269,7 +269,7 @@
         <w:ind w:left="709"/>
         <w:jc w:val="left"/>
       </w:pPr>
-      <w:hyperlink w:history="1" r:id="rIddphlygreo5hzr35mkjvhn">
+      <w:hyperlink w:history="1" r:id="rIdvalyqicj-qegld9ekwpa2">
         <w:r>
           <w:rPr>
             <w:rStyle w:val="Hyperlink"/>
@@ -306,7 +306,7 @@
         <w:ind w:left="709"/>
         <w:jc w:val="left"/>
       </w:pPr>
-      <w:hyperlink w:history="1" r:id="rIdnznb0peoc82v5nftrsisg">
+      <w:hyperlink w:history="1" r:id="rIdidkyfxke9d6lpuoqtn-4c">
         <w:r>
           <w:rPr>
             <w:rStyle w:val="Hyperlink"/>
@@ -343,7 +343,7 @@
         <w:ind w:left="709"/>
         <w:jc w:val="left"/>
       </w:pPr>
-      <w:hyperlink w:history="1" r:id="rIdf0f-sy4fjlma6obqcchs2">
+      <w:hyperlink w:history="1" r:id="rIdtvhp0t22sx8-qzh2ciuup">
         <w:r>
           <w:rPr>
             <w:rStyle w:val="Hyperlink"/>
@@ -515,7 +515,7 @@
         <w:ind w:left="709"/>
         <w:jc w:val="left"/>
       </w:pPr>
-      <w:hyperlink w:history="1" r:id="rIdyvvfiocuj5eh9k-1upsqm">
+      <w:hyperlink w:history="1" r:id="rIdjv4l9phat8zz1pujxqodl">
         <w:r>
           <w:rPr>
             <w:rStyle w:val="Hyperlink"/>
@@ -576,7 +576,7 @@
         <w:ind w:left="709"/>
         <w:jc w:val="left"/>
       </w:pPr>
-      <w:hyperlink w:history="1" r:id="rIdzcrbtipudzvbrlasmebdc">
+      <w:hyperlink w:history="1" r:id="rId3gud5rlrtbssxz2vfgpmd">
         <w:r>
           <w:rPr>
             <w:rStyle w:val="Hyperlink"/>
@@ -637,7 +637,7 @@
         <w:ind w:left="709"/>
         <w:jc w:val="left"/>
       </w:pPr>
-      <w:hyperlink w:history="1" r:id="rIdllt9q6sh0hnmpeo8kvg1p">
+      <w:hyperlink w:history="1" r:id="rIdprbfc1jsonexjjugukmw2">
         <w:r>
           <w:rPr>
             <w:rStyle w:val="Hyperlink"/>
@@ -1213,6 +1213,211 @@
                   </pic:nvPicPr>
                   <pic:blipFill>
                     <a:blip r:embed="rId19" cstate="none"/>
+                    <a:srcRect/>
+                    <a:stretch>
+                      <a:fillRect/>
+                    </a:stretch>
+                  </pic:blipFill>
+                  <pic:spPr bwMode="auto">
+                    <a:xfrm>
+                      <a:off x="0" y="0"/>
+                      <a:ext cx="4810125" cy="6800850"/>
+                    </a:xfrm>
+                    <a:prstGeom prst="rect">
+                      <a:avLst/>
+                    </a:prstGeom>
+                  </pic:spPr>
+                </pic:pic>
+              </a:graphicData>
+            </a:graphic>
+          </wp:inline>
+        </w:drawing>
+      </w:r>
+    </w:p>
+    <w:p>
+      <w:pPr>
+        <w:pageBreakBefore/>
+        <w:bidi/>
+        <w:spacing w:after="120" w:line="360" w:lineRule="auto"/>
+        <w:jc w:val="start"/>
+      </w:pPr>
+      <w:r>
+        <w:rPr>
+          <w:rFonts w:ascii="Times New Roman" w:cs="David" w:eastAsia="David" w:hAnsi="Times New Roman"/>
+          <w:b/>
+          <w:bCs/>
+          <w:i w:val="false"/>
+          <w:sz w:val="24"/>
+          <w:szCs w:val="24"/>
+          <w:u w:val="single"/>
+          <w:rtl/>
+        </w:rPr>
+        <w:t xml:space="preserve">נספח ג: Sela (2016), עמ' 331-333 (עמוד המאגר, פתיחת המאמר והתקציר)</w:t>
+      </w:r>
+    </w:p>
+    <w:p>
+      <w:pPr>
+        <w:spacing w:after="60"/>
+        <w:jc w:val="center"/>
+      </w:pPr>
+      <w:r>
+        <w:drawing>
+          <wp:inline distT="0" distB="0" distL="0" distR="0">
+            <wp:extent cx="4810125" cy="6800850"/>
+            <wp:effectExtent t="0" r="0" b="0" l="0"/>
+            <wp:docPr id="1" name="" descr="" title=""/>
+            <wp:cNvGraphicFramePr>
+              <a:graphicFrameLocks xmlns:a="http://schemas.openxmlformats.org/drawingml/2006/main" noChangeAspect="1"/>
+            </wp:cNvGraphicFramePr>
+            <a:graphic xmlns:a="http://schemas.openxmlformats.org/drawingml/2006/main">
+              <a:graphicData uri="http://schemas.openxmlformats.org/drawingml/2006/picture">
+                <pic:pic xmlns:pic="http://schemas.openxmlformats.org/drawingml/2006/picture">
+                  <pic:nvPicPr>
+                    <pic:cNvPr id="0" name="" descr=""/>
+                    <pic:cNvPicPr>
+                      <a:picLocks noChangeAspect="1" noChangeArrowheads="1"/>
+                    </pic:cNvPicPr>
+                  </pic:nvPicPr>
+                  <pic:blipFill>
+                    <a:blip r:embed="rId20" cstate="none"/>
+                    <a:srcRect/>
+                    <a:stretch>
+                      <a:fillRect/>
+                    </a:stretch>
+                  </pic:blipFill>
+                  <pic:spPr bwMode="auto">
+                    <a:xfrm>
+                      <a:off x="0" y="0"/>
+                      <a:ext cx="4810125" cy="6800850"/>
+                    </a:xfrm>
+                    <a:prstGeom prst="rect">
+                      <a:avLst/>
+                    </a:prstGeom>
+                  </pic:spPr>
+                </pic:pic>
+              </a:graphicData>
+            </a:graphic>
+          </wp:inline>
+        </w:drawing>
+      </w:r>
+    </w:p>
+    <w:p>
+      <w:pPr>
+        <w:spacing w:after="60"/>
+        <w:jc w:val="center"/>
+      </w:pPr>
+      <w:r>
+        <w:drawing>
+          <wp:inline distT="0" distB="0" distL="0" distR="0">
+            <wp:extent cx="4810125" cy="6800850"/>
+            <wp:effectExtent t="0" r="0" b="0" l="0"/>
+            <wp:docPr id="1" name="" descr="" title=""/>
+            <wp:cNvGraphicFramePr>
+              <a:graphicFrameLocks xmlns:a="http://schemas.openxmlformats.org/drawingml/2006/main" noChangeAspect="1"/>
+            </wp:cNvGraphicFramePr>
+            <a:graphic xmlns:a="http://schemas.openxmlformats.org/drawingml/2006/main">
+              <a:graphicData uri="http://schemas.openxmlformats.org/drawingml/2006/picture">
+                <pic:pic xmlns:pic="http://schemas.openxmlformats.org/drawingml/2006/picture">
+                  <pic:nvPicPr>
+                    <pic:cNvPr id="0" name="" descr=""/>
+                    <pic:cNvPicPr>
+                      <a:picLocks noChangeAspect="1" noChangeArrowheads="1"/>
+                    </pic:cNvPicPr>
+                  </pic:nvPicPr>
+                  <pic:blipFill>
+                    <a:blip r:embed="rId21" cstate="none"/>
+                    <a:srcRect/>
+                    <a:stretch>
+                      <a:fillRect/>
+                    </a:stretch>
+                  </pic:blipFill>
+                  <pic:spPr bwMode="auto">
+                    <a:xfrm>
+                      <a:off x="0" y="0"/>
+                      <a:ext cx="4810125" cy="6800850"/>
+                    </a:xfrm>
+                    <a:prstGeom prst="rect">
+                      <a:avLst/>
+                    </a:prstGeom>
+                  </pic:spPr>
+                </pic:pic>
+              </a:graphicData>
+            </a:graphic>
+          </wp:inline>
+        </w:drawing>
+      </w:r>
+    </w:p>
+    <w:p>
+      <w:pPr>
+        <w:spacing w:after="60"/>
+        <w:jc w:val="center"/>
+      </w:pPr>
+      <w:r>
+        <w:drawing>
+          <wp:inline distT="0" distB="0" distL="0" distR="0">
+            <wp:extent cx="4810125" cy="6800850"/>
+            <wp:effectExtent t="0" r="0" b="0" l="0"/>
+            <wp:docPr id="1" name="" descr="" title=""/>
+            <wp:cNvGraphicFramePr>
+              <a:graphicFrameLocks xmlns:a="http://schemas.openxmlformats.org/drawingml/2006/main" noChangeAspect="1"/>
+            </wp:cNvGraphicFramePr>
+            <a:graphic xmlns:a="http://schemas.openxmlformats.org/drawingml/2006/main">
+              <a:graphicData uri="http://schemas.openxmlformats.org/drawingml/2006/picture">
+                <pic:pic xmlns:pic="http://schemas.openxmlformats.org/drawingml/2006/picture">
+                  <pic:nvPicPr>
+                    <pic:cNvPr id="0" name="" descr=""/>
+                    <pic:cNvPicPr>
+                      <a:picLocks noChangeAspect="1" noChangeArrowheads="1"/>
+                    </pic:cNvPicPr>
+                  </pic:nvPicPr>
+                  <pic:blipFill>
+                    <a:blip r:embed="rId22" cstate="none"/>
+                    <a:srcRect/>
+                    <a:stretch>
+                      <a:fillRect/>
+                    </a:stretch>
+                  </pic:blipFill>
+                  <pic:spPr bwMode="auto">
+                    <a:xfrm>
+                      <a:off x="0" y="0"/>
+                      <a:ext cx="4810125" cy="6800850"/>
+                    </a:xfrm>
+                    <a:prstGeom prst="rect">
+                      <a:avLst/>
+                    </a:prstGeom>
+                  </pic:spPr>
+                </pic:pic>
+              </a:graphicData>
+            </a:graphic>
+          </wp:inline>
+        </w:drawing>
+      </w:r>
+    </w:p>
+    <w:p>
+      <w:pPr>
+        <w:spacing w:after="60"/>
+        <w:jc w:val="center"/>
+      </w:pPr>
+      <w:r>
+        <w:drawing>
+          <wp:inline distT="0" distB="0" distL="0" distR="0">
+            <wp:extent cx="4810125" cy="6800850"/>
+            <wp:effectExtent t="0" r="0" b="0" l="0"/>
+            <wp:docPr id="1" name="" descr="" title=""/>
+            <wp:cNvGraphicFramePr>
+              <a:graphicFrameLocks xmlns:a="http://schemas.openxmlformats.org/drawingml/2006/main" noChangeAspect="1"/>
+            </wp:cNvGraphicFramePr>
+            <a:graphic xmlns:a="http://schemas.openxmlformats.org/drawingml/2006/main">
+              <a:graphicData uri="http://schemas.openxmlformats.org/drawingml/2006/picture">
+                <pic:pic xmlns:pic="http://schemas.openxmlformats.org/drawingml/2006/picture">
+                  <pic:nvPicPr>
+                    <pic:cNvPr id="0" name="" descr=""/>
+                    <pic:cNvPicPr>
+                      <a:picLocks noChangeAspect="1" noChangeArrowheads="1"/>
+                    </pic:cNvPicPr>
+                  </pic:nvPicPr>
+                  <pic:blipFill>
+                    <a:blip r:embed="rId23" cstate="none"/>
                     <a:srcRect/>
                     <a:stretch>
                       <a:fillRect/>

--- a/seminar-papers/עבודה מסכמת - קריאה וכתיבה אקדמית ב - הדר פוקס.docx
+++ b/seminar-papers/עבודה מסכמת - קריאה וכתיבה אקדמית ב - הדר פוקס.docx
@@ -4,718 +4,13 @@
   <w:body>
     <w:p>
       <w:pPr>
-        <w:bidi/>
-        <w:spacing w:after="60" w:before="0" w:line="360" w:lineRule="auto"/>
-        <w:jc w:val="center"/>
-      </w:pPr>
-      <w:r>
-        <w:rPr>
-          <w:rFonts w:ascii="Times New Roman" w:cs="David" w:eastAsia="David" w:hAnsi="Times New Roman"/>
-          <w:b/>
-          <w:bCs/>
-          <w:i w:val="false"/>
-          <w:sz w:val="30"/>
-          <w:szCs w:val="30"/>
-          <w:rtl/>
-        </w:rPr>
-        <w:t xml:space="preserve">המסלול האקדמי המכללה למינהל</w:t>
-      </w:r>
-    </w:p>
-    <w:p>
-      <w:pPr>
-        <w:bidi/>
-        <w:spacing w:after="480" w:before="0" w:line="360" w:lineRule="auto"/>
-        <w:jc w:val="center"/>
-      </w:pPr>
-      <w:r>
-        <w:rPr>
-          <w:rFonts w:ascii="Times New Roman" w:cs="David" w:eastAsia="David" w:hAnsi="Times New Roman"/>
-          <w:b/>
-          <w:bCs/>
-          <w:i w:val="false"/>
-          <w:sz w:val="28"/>
-          <w:szCs w:val="28"/>
-          <w:rtl/>
-        </w:rPr>
-        <w:t xml:space="preserve">בית הספר לתקשורת</w:t>
-      </w:r>
-    </w:p>
-    <w:p>
-      <w:pPr>
-        <w:bidi/>
-        <w:spacing w:after="60" w:before="0" w:line="360" w:lineRule="auto"/>
-        <w:jc w:val="center"/>
-      </w:pPr>
-      <w:r>
-        <w:rPr>
-          <w:rFonts w:ascii="Times New Roman" w:cs="David" w:eastAsia="David" w:hAnsi="Times New Roman"/>
-          <w:b w:val="false"/>
-          <w:i w:val="false"/>
-          <w:sz w:val="26"/>
-          <w:szCs w:val="26"/>
-          <w:rtl/>
-        </w:rPr>
-        <w:t xml:space="preserve">עבודה מסכמת בקורס:</w:t>
-      </w:r>
-    </w:p>
-    <w:p>
-      <w:pPr>
-        <w:bidi/>
-        <w:spacing w:after="60" w:before="0" w:line="360" w:lineRule="auto"/>
-        <w:jc w:val="center"/>
-      </w:pPr>
-      <w:r>
-        <w:rPr>
-          <w:rFonts w:ascii="Times New Roman" w:cs="David" w:eastAsia="David" w:hAnsi="Times New Roman"/>
-          <w:b/>
-          <w:bCs/>
-          <w:i w:val="false"/>
-          <w:sz w:val="28"/>
-          <w:szCs w:val="28"/>
-          <w:rtl/>
-        </w:rPr>
-        <w:t xml:space="preserve">קריאה וכתיבה אקדמית ב'</w:t>
-      </w:r>
-    </w:p>
-    <w:p>
-      <w:pPr>
-        <w:bidi/>
-        <w:spacing w:after="300" w:before="0" w:line="360" w:lineRule="auto"/>
-        <w:jc w:val="center"/>
-      </w:pPr>
-      <w:r>
-        <w:rPr>
-          <w:rFonts w:ascii="Times New Roman" w:cs="David" w:eastAsia="David" w:hAnsi="Times New Roman"/>
-          <w:b w:val="false"/>
-          <w:i w:val="false"/>
-          <w:sz w:val="24"/>
-          <w:szCs w:val="24"/>
-          <w:rtl/>
-        </w:rPr>
-        <w:t xml:space="preserve">קוד קורס: 411042, סמסטר ב', תשפ"ו</w:t>
-      </w:r>
-    </w:p>
-    <w:p>
-      <w:pPr>
-        <w:bidi/>
-        <w:spacing w:after="360" w:before="0" w:line="360" w:lineRule="auto"/>
-        <w:jc w:val="center"/>
-      </w:pPr>
-      <w:r>
-        <w:rPr>
-          <w:rFonts w:ascii="Times New Roman" w:cs="David" w:eastAsia="David" w:hAnsi="Times New Roman"/>
-          <w:b/>
-          <w:bCs/>
-          <w:i w:val="false"/>
-          <w:sz w:val="32"/>
-          <w:szCs w:val="32"/>
-          <w:rtl/>
-        </w:rPr>
-        <w:t xml:space="preserve">תשתית לראש פרק בסקירת הספרות של עבודת הסמינריון</w:t>
-      </w:r>
-    </w:p>
-    <w:p>
-      <w:pPr>
-        <w:bidi/>
-        <w:spacing w:after="60" w:before="0" w:line="360" w:lineRule="auto"/>
-        <w:jc w:val="center"/>
-      </w:pPr>
-      <w:r>
-        <w:rPr>
-          <w:rFonts w:ascii="Times New Roman" w:cs="David" w:eastAsia="David" w:hAnsi="Times New Roman"/>
-          <w:b w:val="false"/>
-          <w:i w:val="false"/>
-          <w:sz w:val="26"/>
-          <w:szCs w:val="26"/>
-          <w:rtl/>
-        </w:rPr>
-        <w:t xml:space="preserve">מרצה: ______________</w:t>
-      </w:r>
-    </w:p>
-    <w:p>
-      <w:pPr>
-        <w:bidi/>
-        <w:spacing w:after="60" w:before="0" w:line="360" w:lineRule="auto"/>
-        <w:jc w:val="center"/>
-      </w:pPr>
-      <w:r>
-        <w:rPr>
-          <w:rFonts w:ascii="Times New Roman" w:cs="David" w:eastAsia="David" w:hAnsi="Times New Roman"/>
-          <w:b/>
-          <w:bCs/>
-          <w:i w:val="false"/>
-          <w:sz w:val="26"/>
-          <w:szCs w:val="26"/>
-          <w:rtl/>
-        </w:rPr>
-        <w:t xml:space="preserve">מגישה: הדר פוקס</w:t>
-      </w:r>
-    </w:p>
-    <w:p>
-      <w:pPr>
-        <w:bidi/>
-        <w:spacing w:after="480" w:before="0" w:line="360" w:lineRule="auto"/>
-        <w:jc w:val="center"/>
-      </w:pPr>
-      <w:r>
-        <w:rPr>
-          <w:rFonts w:ascii="Times New Roman" w:cs="David" w:eastAsia="David" w:hAnsi="Times New Roman"/>
-          <w:b w:val="false"/>
-          <w:i w:val="false"/>
-          <w:sz w:val="26"/>
-          <w:szCs w:val="26"/>
-          <w:rtl/>
-        </w:rPr>
-        <w:t xml:space="preserve">ת"ז: ______________</w:t>
-      </w:r>
-    </w:p>
-    <w:p>
-      <w:pPr>
-        <w:bidi/>
-        <w:spacing w:after="0" w:before="0" w:line="360" w:lineRule="auto"/>
-        <w:jc w:val="center"/>
-      </w:pPr>
-      <w:r>
-        <w:rPr>
-          <w:rFonts w:ascii="Times New Roman" w:cs="David" w:eastAsia="David" w:hAnsi="Times New Roman"/>
-          <w:b w:val="false"/>
-          <w:i w:val="false"/>
-          <w:sz w:val="26"/>
-          <w:szCs w:val="26"/>
-          <w:rtl/>
-        </w:rPr>
-        <w:t xml:space="preserve">אב תשפ"ו, אוגוסט 2026</w:t>
-      </w:r>
-    </w:p>
-    <w:p>
-      <w:pPr>
-        <w:pageBreakBefore/>
-        <w:bidi/>
-        <w:spacing w:after="240" w:line="360" w:lineRule="auto"/>
-        <w:jc w:val="start"/>
-      </w:pPr>
-      <w:r>
-        <w:rPr>
-          <w:rFonts w:ascii="Times New Roman" w:cs="David" w:eastAsia="David" w:hAnsi="Times New Roman"/>
-          <w:b/>
-          <w:bCs/>
-          <w:i w:val="false"/>
-          <w:sz w:val="32"/>
-          <w:szCs w:val="32"/>
-          <w:rtl/>
-        </w:rPr>
-        <w:t xml:space="preserve">1. נושא העבודה ושאלת המחקר</w:t>
-      </w:r>
-    </w:p>
-    <w:p>
-      <w:pPr>
-        <w:bidi/>
-        <w:spacing w:after="120" w:line="360" w:lineRule="auto"/>
-        <w:jc w:val="both"/>
-      </w:pPr>
-      <w:r>
-        <w:rPr>
-          <w:rFonts w:ascii="Times New Roman" w:cs="David" w:eastAsia="David" w:hAnsi="Times New Roman"/>
-          <w:b w:val="false"/>
-          <w:i w:val="false"/>
-          <w:sz w:val="24"/>
-          <w:szCs w:val="24"/>
-          <w:rtl/>
-        </w:rPr>
-        <w:t xml:space="preserve">נושא עבודת הסמינריון, כפי שאושר על ידי מרצה הסמינריון בקורס "המשפט כתרבות פופולרית", הוא ניתוח אוטואתנוגרפי של תביעת עבודה, תוך התמקדות בפער שבין ייצוגי המשפט והצדק בתרבות הפופולרית לבין המציאות של ההליך, הסחבת והגבייה. שאלת המחקר: כיצד משתקף הפער בין הבניית "עשיית הצדק" בתרבות הפופולרית לבין מציאות הגבייה ויחסי הכוח בתביעות עבודה? ניתוח מקרה בוחן אישי.</w:t>
-      </w:r>
-    </w:p>
-    <w:p>
-      <w:pPr>
-        <w:bidi/>
-        <w:spacing w:after="240" w:line="360" w:lineRule="auto"/>
-        <w:jc w:val="start"/>
-      </w:pPr>
-      <w:r>
-        <w:rPr>
-          <w:rFonts w:ascii="Times New Roman" w:cs="David" w:eastAsia="David" w:hAnsi="Times New Roman"/>
-          <w:b/>
-          <w:bCs/>
-          <w:i w:val="false"/>
-          <w:sz w:val="32"/>
-          <w:szCs w:val="32"/>
-          <w:rtl/>
-        </w:rPr>
-        <w:t xml:space="preserve">2. שלושת הפריטים האקדמיים ואופן איתורם</w:t>
-      </w:r>
-    </w:p>
-    <w:p>
-      <w:pPr>
-        <w:bidi/>
-        <w:spacing w:after="120" w:line="360" w:lineRule="auto"/>
-        <w:jc w:val="both"/>
-      </w:pPr>
-      <w:r>
-        <w:rPr>
-          <w:rFonts w:ascii="Times New Roman" w:cs="David" w:eastAsia="David" w:hAnsi="Times New Roman"/>
-          <w:b w:val="false"/>
-          <w:i w:val="false"/>
-          <w:sz w:val="24"/>
-          <w:szCs w:val="24"/>
-          <w:rtl/>
-        </w:rPr>
-        <w:t xml:space="preserve">(Sandefur, 2019) - מאמר אקדמי מכתב עת. אותר במנוע החיפוש Google Scholar באמצעות מילות החיפוש והאופרטורים: "access to justice" AND "legal aid" AND inequality. קישור לטקסט המלא:</w:t>
-      </w:r>
-    </w:p>
-    <w:p>
-      <w:pPr>
-        <w:bidi w:val="false"/>
-        <w:spacing w:after="120" w:line="360" w:lineRule="auto"/>
-        <w:ind w:left="709"/>
-        <w:jc w:val="left"/>
-      </w:pPr>
-      <w:hyperlink w:history="1" r:id="rIdvalyqicj-qegld9ekwpa2">
-        <w:r>
-          <w:rPr>
-            <w:rStyle w:val="Hyperlink"/>
-            <w:rFonts w:ascii="Times New Roman" w:cs="Times New Roman" w:eastAsia="Times New Roman" w:hAnsi="Times New Roman"/>
-            <w:sz w:val="22"/>
-            <w:szCs w:val="22"/>
-          </w:rPr>
-          <w:t xml:space="preserve">https://www.amacad.org/sites/default/files/publication/downloads/19_Winter_Daedalus_Sandefur.pdf</w:t>
-        </w:r>
-      </w:hyperlink>
-    </w:p>
-    <w:p>
-      <w:pPr>
-        <w:bidi/>
-        <w:spacing w:after="120" w:line="360" w:lineRule="auto"/>
-        <w:jc w:val="both"/>
-      </w:pPr>
-      <w:r>
-        <w:rPr>
-          <w:rFonts w:ascii="Times New Roman" w:cs="David" w:eastAsia="David" w:hAnsi="Times New Roman"/>
-          <w:b w:val="false"/>
-          <w:i w:val="false"/>
-          <w:sz w:val="24"/>
-          <w:szCs w:val="24"/>
-          <w:rtl/>
-        </w:rPr>
-        <w:t xml:space="preserve">(Sela, 2016) - מאמר אקדמי מכתב עת. אותר במנוע החיפוש Google Scholar באמצעות מילות החיפוש והאופרטורים: "online courts" AND "self-represented litigants". קישור לטקסט המלא:</w:t>
-      </w:r>
-    </w:p>
-    <w:p>
-      <w:pPr>
-        <w:bidi w:val="false"/>
-        <w:spacing w:after="120" w:line="360" w:lineRule="auto"/>
-        <w:ind w:left="709"/>
-        <w:jc w:val="left"/>
-      </w:pPr>
-      <w:hyperlink w:history="1" r:id="rIdidkyfxke9d6lpuoqtn-4c">
-        <w:r>
-          <w:rPr>
-            <w:rStyle w:val="Hyperlink"/>
-            <w:rFonts w:ascii="Times New Roman" w:cs="Times New Roman" w:eastAsia="Times New Roman" w:hAnsi="Times New Roman"/>
-            <w:sz w:val="22"/>
-            <w:szCs w:val="22"/>
-          </w:rPr>
-          <w:t xml:space="preserve">https://scholarship.law.cornell.edu/cjlpp/vol26/iss2/3/</w:t>
-        </w:r>
-      </w:hyperlink>
-    </w:p>
-    <w:p>
-      <w:pPr>
-        <w:bidi/>
-        <w:spacing w:after="120" w:line="360" w:lineRule="auto"/>
-        <w:jc w:val="both"/>
-      </w:pPr>
-      <w:r>
-        <w:rPr>
-          <w:rFonts w:ascii="Times New Roman" w:cs="David" w:eastAsia="David" w:hAnsi="Times New Roman"/>
-          <w:b w:val="false"/>
-          <w:i w:val="false"/>
-          <w:sz w:val="24"/>
-          <w:szCs w:val="24"/>
-          <w:rtl/>
-        </w:rPr>
-        <w:t xml:space="preserve">(מור, 2016) - מאמר אקדמי מכתב עת. אותר במדור כתבי העת של המאגר המשפטי נבו, בכתב העת "חוקים", באמצעות מילות החיפוש: נגישות לצדק AND נגישות למשפט. קישור לטקסט המלא:</w:t>
-      </w:r>
-    </w:p>
-    <w:p>
-      <w:pPr>
-        <w:bidi w:val="false"/>
-        <w:spacing w:after="120" w:line="360" w:lineRule="auto"/>
-        <w:ind w:left="709"/>
-        <w:jc w:val="left"/>
-      </w:pPr>
-      <w:hyperlink w:history="1" r:id="rIdtvhp0t22sx8-qzh2ciuup">
-        <w:r>
-          <w:rPr>
-            <w:rStyle w:val="Hyperlink"/>
-            <w:rFonts w:ascii="Times New Roman" w:cs="Times New Roman" w:eastAsia="Times New Roman" w:hAnsi="Times New Roman"/>
-            <w:sz w:val="22"/>
-            <w:szCs w:val="22"/>
-          </w:rPr>
-          <w:t xml:space="preserve">https://law.haifa.ac.il/images/documents/Trial_Accessible%20to%20all.pdf</w:t>
-        </w:r>
-      </w:hyperlink>
-    </w:p>
-    <w:p>
-      <w:pPr>
-        <w:bidi/>
-        <w:spacing w:after="240" w:line="360" w:lineRule="auto"/>
-        <w:jc w:val="start"/>
-      </w:pPr>
-      <w:r>
-        <w:rPr>
-          <w:rFonts w:ascii="Times New Roman" w:cs="David" w:eastAsia="David" w:hAnsi="Times New Roman"/>
-          <w:b/>
-          <w:bCs/>
-          <w:i w:val="false"/>
-          <w:sz w:val="32"/>
-          <w:szCs w:val="32"/>
-          <w:rtl/>
-        </w:rPr>
-        <w:t xml:space="preserve">3. ראש הפרק: הייצוג מטעם המדינה ונגישות לצדק</w:t>
-      </w:r>
-    </w:p>
-    <w:p>
-      <w:pPr>
-        <w:bidi/>
-        <w:spacing w:after="120" w:line="360" w:lineRule="auto"/>
-        <w:jc w:val="both"/>
-      </w:pPr>
-      <w:r>
-        <w:rPr>
-          <w:rFonts w:ascii="Times New Roman" w:cs="David" w:eastAsia="David" w:hAnsi="Times New Roman"/>
-          <w:b w:val="false"/>
-          <w:i w:val="false"/>
-          <w:sz w:val="24"/>
-          <w:szCs w:val="24"/>
-          <w:rtl/>
-        </w:rPr>
-        <w:t xml:space="preserve">ראש פרק זה, הראשון בסקירת הספרות של עבודת הסמינריון, עוסק בנגישות לצדק ובייצוג המשפטי הניתן מטעם המדינה למי שידם אינה משגת. נקודת המוצא היא שזכות הגישה לערכאות נותרת ריקה מתוכן כאשר מימושה בפועל תלוי במשאבים, בידע ובזמן שאין לתובע מן השורה. בשיח הציבורי מקובל לזהות את פתרון הבעיה עם עצם קיומו של ייצוג, כלומר עם מינוי עורך דין מטעם הסיוע המשפטי למי שאינו יכול לשלם, וכך נמדדת בדרך כלל גם הצלחתה של מדיניות הרווחה המשפטית. הטענה המרכזית של ראש הפרק היא שנגישות לצדק אינה מסתכמת בהעמדת עורך דין, אלא תלויה באופן שבו המוסדות בנויים, בשפה שבה הם מדברים, ובאופן שבו בעלי הדין תופסים אותם וחווים אותם לאורך ההליך. מן הטענה נגזרת השערה מעשית: גם מי שקיבל ייצוג ציבורי מלא עשוי להיתקל בחסמים של זמן, ידע, שפה ותודעה, ולחוות את ההליך כזירה זרה שאינה ערוכה סביבו. לביסוס הטענה נשען הפרק על שלושה מקורות מן העשור האחרון, הבוחנים את הנגישות משלושה כיוונים משלימים: הגדרה מחודשת של היקף הבעיה ושורשיה, העיצוב המוסדי והטכנולוגי של מערכות יישוב סכסוכים, וההמשגה הישראלית העדכנית של המושג. הדיון המשולב בשלושתם יניח את התשתית לניתוח חוויית הייצוג מטעם המדינה במקרה הבוחן האישי שבלב העבודה.</w:t>
-      </w:r>
-    </w:p>
-    <w:p>
-      <w:pPr>
-        <w:bidi/>
-        <w:spacing w:after="120" w:line="360" w:lineRule="auto"/>
-        <w:jc w:val="both"/>
-      </w:pPr>
-      <w:r>
-        <w:rPr>
-          <w:rFonts w:ascii="Times New Roman" w:cs="David" w:eastAsia="David" w:hAnsi="Times New Roman"/>
-          <w:b w:val="false"/>
-          <w:i w:val="false"/>
-          <w:sz w:val="24"/>
-          <w:szCs w:val="24"/>
-          <w:rtl/>
-        </w:rPr>
-        <w:t xml:space="preserve">סנדפור (Sandefur, 2019) בוחנת את משבר הנגישות לצדק בארצות הברית ומציעה לו אבחון מפתיע. לטענתה, הבעיה המרכזית אינה מחסור בעורכי דין או במימון הייצוג, כפי שנהוג להניח. מחקריה מראים שמרבית האנשים המתמודדים עם בעיות בעלות אופי משפטי, בתחומי תעסוקה, דיור וחובות, כלל אינם מזהים אותן כבעיות משפטיות. משום כך הם אינם פונים לעזרה מקצועית, והבעיות מוכרעות בפועל על ידי הצד החזק, המעסיק, בעל הבית או הנושה. גם כאשר האזרח כן מגיע למערכת, הוא מוצא מוסדות שבנויים סביב צורכיהם של אנשי המקצוע ולא סביב יכולותיו של ההדיוט. מכאן שהפתרון אינו רק תוספת של עורכי דין, אלא עיצוב מחדש של נקודות המפגש שבין הציבור למערכת. המסקנה החשובה לענייננו היא שייצוג ציבורי הוא תנאי הכרחי אך לא מספיק לנגישות ממשית לצדק.</w:t>
-      </w:r>
-    </w:p>
-    <w:p>
-      <w:pPr>
-        <w:bidi/>
-        <w:spacing w:after="120" w:line="360" w:lineRule="auto"/>
-        <w:jc w:val="both"/>
-      </w:pPr>
-      <w:r>
-        <w:rPr>
-          <w:rFonts w:ascii="Times New Roman" w:cs="David" w:eastAsia="David" w:hAnsi="Times New Roman"/>
-          <w:b w:val="false"/>
-          <w:i w:val="false"/>
-          <w:sz w:val="24"/>
-          <w:szCs w:val="24"/>
-          <w:rtl/>
-        </w:rPr>
-        <w:t xml:space="preserve">שני המקורות הנוספים מפתחים את הכיוון הזה משני עברים, הטכנולוגי-מוסדי והמושגי-ישראלי. סלע (Sela, 2016) מתמקדת בעיצוב המוסדי ומראה כיצד בתי משפט מקוונים יכולים לתת מענה לקשייהם של מתדיינים המייצגים את עצמם, אלה שההליך המסורתי יקר, מסורבל ומרתיע מדי עבורם. ממחקרה עולה שעיצוב נכון של סביבת ההתדיינות משפר את חוויית ההליך ההוגן של בעלי דין לא מיוצגים, כלומר שהנגישות תלויה במבנה הממשק שבין האזרח למערכת. מור (2016) מציעה את התשתית המושגית לדיון הישראלי ומבחינה בין שלוש רמות של נגישות: גישה לערכאות, נגישות למשפט ונגישות לצדק, שהיא התוצאה ההוגנת בפועל. מניתוחה, הנשען על ביקורת המוגבלות, עולה שחסמים בדרך אל הצדק אינם תקלה נקודתית אלא מאפיין מבני של האופן שבו המערכת תוכננה, ולכן הסרתם דורשת עיצוב מחדש של המוסדות ולא רק סיוע פרטני. חיבור שני המקורות מלמד שהנגישות מוכרעת בשני מפגשים: בין האזרח למוסד, ובין האזרח למושג הצדק שהוא נושא עימו. כאשר המפגשים האלה מתווכים על ידי מחסור ועומס, הייצוג הציבורי נחווה כברירת מחדל ולא כזכות.</w:t>
-      </w:r>
-    </w:p>
-    <w:p>
-      <w:pPr>
-        <w:bidi/>
-        <w:spacing w:after="120" w:line="360" w:lineRule="auto"/>
-        <w:jc w:val="both"/>
-      </w:pPr>
-      <w:r>
-        <w:rPr>
-          <w:rFonts w:ascii="Times New Roman" w:cs="David" w:eastAsia="David" w:hAnsi="Times New Roman"/>
-          <w:b w:val="false"/>
-          <w:i w:val="false"/>
-          <w:sz w:val="24"/>
-          <w:szCs w:val="24"/>
-          <w:rtl/>
-        </w:rPr>
-        <w:t xml:space="preserve">השורה התחתונה של ראש הפרק היא שנגישות לצדק צריכה להימדד בחוויית המשתמש ובתוצאה המעשית, ולא רק בקיומו הפורמלי של ייצוג. שלושת המקורות, כל אחד מזווית אחרת, מצביעים יחד על פער עקבי בין הזכות הכתובה לבין מימושה בפועל, פער שמתרכז דווקא אצל האוכלוסיות התלויות בייצוג הציבורי. הפער אינו נסגר ברגע שממונה עורך דין מטעם המדינה, והוא מלווה את בעל הדין בכל תחנה של ההליך, מהגשת התביעה ועד ההכרעה. חשוב מכך, הוא אינו מסתיים גם בפסק הדין עצמו, שכן זכייה כתובה שאינה נאכפת נותרת הבטחה על נייר. מסקנה זו מובילה ישירות לראש הפרק הבא בסקירת הספרות, שיעסוק בפער שבין החוק שבספרים לחוק שבפעולה לאור תופעת האקטיביזם המשפטי בישראל. שם ייבחן השלב שבו הנגישות לצדק עומדת במבחנה האחרון והקשה ביותר: גביית פסק הדין הלכה למעשה.</w:t>
-      </w:r>
-    </w:p>
-    <w:p>
-      <w:pPr>
-        <w:pageBreakBefore/>
-        <w:bidi/>
-        <w:spacing w:after="240" w:line="360" w:lineRule="auto"/>
-        <w:jc w:val="start"/>
-      </w:pPr>
-      <w:r>
-        <w:rPr>
-          <w:rFonts w:ascii="Times New Roman" w:cs="David" w:eastAsia="David" w:hAnsi="Times New Roman"/>
-          <w:b/>
-          <w:bCs/>
-          <w:i w:val="false"/>
-          <w:sz w:val="32"/>
-          <w:szCs w:val="32"/>
-          <w:rtl/>
-        </w:rPr>
-        <w:t xml:space="preserve">רשימת מקורות</w:t>
-      </w:r>
-    </w:p>
-    <w:p>
-      <w:pPr>
-        <w:bidi/>
-        <w:spacing w:after="180" w:line="360" w:lineRule="auto"/>
-        <w:ind w:left="709" w:hanging="709"/>
-        <w:jc w:val="start"/>
-      </w:pPr>
-      <w:r>
-        <w:rPr>
-          <w:rFonts w:ascii="Times New Roman" w:cs="David" w:eastAsia="David" w:hAnsi="Times New Roman"/>
-          <w:b w:val="false"/>
-          <w:i w:val="false"/>
-          <w:sz w:val="24"/>
-          <w:szCs w:val="24"/>
-          <w:rtl/>
-        </w:rPr>
-        <w:t xml:space="preserve">מור, ש' (2016). משפט נגיש לכל: הזכות לנגישות ונגישות למשפט - ביקורת מוגבלות. </w:t>
-      </w:r>
-      <w:r>
-        <w:rPr>
-          <w:rFonts w:ascii="Times New Roman" w:cs="David" w:eastAsia="David" w:hAnsi="Times New Roman"/>
-          <w:b w:val="false"/>
-          <w:i/>
-          <w:iCs/>
-          <w:sz w:val="24"/>
-          <w:szCs w:val="24"/>
-          <w:rtl/>
-        </w:rPr>
-        <w:t xml:space="preserve">חוקים, ח</w:t>
-      </w:r>
-      <w:r>
-        <w:rPr>
-          <w:rFonts w:ascii="Times New Roman" w:cs="David" w:eastAsia="David" w:hAnsi="Times New Roman"/>
-          <w:b w:val="false"/>
-          <w:i w:val="false"/>
-          <w:sz w:val="24"/>
-          <w:szCs w:val="24"/>
-          <w:rtl/>
-        </w:rPr>
-        <w:t xml:space="preserve">, 15-83. זמין במאגר המשפטי נבו.</w:t>
-      </w:r>
-    </w:p>
-    <w:p>
-      <w:pPr>
-        <w:bidi w:val="false"/>
-        <w:spacing w:after="180" w:line="360" w:lineRule="auto"/>
-        <w:ind w:left="709"/>
-        <w:jc w:val="left"/>
-      </w:pPr>
-      <w:hyperlink w:history="1" r:id="rIdjv4l9phat8zz1pujxqodl">
-        <w:r>
-          <w:rPr>
-            <w:rStyle w:val="Hyperlink"/>
-            <w:rFonts w:ascii="Times New Roman" w:cs="Times New Roman" w:eastAsia="Times New Roman" w:hAnsi="Times New Roman"/>
-            <w:sz w:val="22"/>
-            <w:szCs w:val="22"/>
-          </w:rPr>
-          <w:t xml:space="preserve">https://law.haifa.ac.il/images/documents/Trial_Accessible%20to%20all.pdf</w:t>
-        </w:r>
-      </w:hyperlink>
-    </w:p>
-    <w:p>
-      <w:pPr>
-        <w:bidi w:val="false"/>
-        <w:spacing w:after="180" w:line="360" w:lineRule="auto"/>
-        <w:ind w:left="709" w:hanging="709"/>
-        <w:jc w:val="left"/>
-      </w:pPr>
-      <w:r>
-        <w:rPr>
-          <w:rFonts w:ascii="Times New Roman" w:cs="Times New Roman" w:eastAsia="Times New Roman" w:hAnsi="Times New Roman"/>
-          <w:b w:val="false"/>
-          <w:i w:val="false"/>
-          <w:sz w:val="24"/>
-          <w:szCs w:val="24"/>
-          <w:rtl w:val="false"/>
-        </w:rPr>
-        <w:t xml:space="preserve">Sela, A. (2016). Streamlining justice: How online courts can resolve the challenges of pro se litigation. </w:t>
-      </w:r>
-      <w:r>
-        <w:rPr>
-          <w:rFonts w:ascii="Times New Roman" w:cs="Times New Roman" w:eastAsia="Times New Roman" w:hAnsi="Times New Roman"/>
-          <w:b w:val="false"/>
-          <w:i/>
-          <w:iCs/>
-          <w:sz w:val="24"/>
-          <w:szCs w:val="24"/>
-          <w:rtl w:val="false"/>
-        </w:rPr>
-        <w:t xml:space="preserve">Cornell Journal of Law and Public Policy, 26</w:t>
-      </w:r>
-      <w:r>
-        <w:rPr>
-          <w:rFonts w:ascii="Times New Roman" w:cs="Times New Roman" w:eastAsia="Times New Roman" w:hAnsi="Times New Roman"/>
-          <w:b w:val="false"/>
-          <w:i w:val="false"/>
-          <w:sz w:val="24"/>
-          <w:szCs w:val="24"/>
-          <w:rtl w:val="false"/>
-        </w:rPr>
-        <w:t xml:space="preserve">(2), 331.</w:t>
-      </w:r>
-    </w:p>
-    <w:p>
-      <w:pPr>
-        <w:bidi w:val="false"/>
-        <w:spacing w:after="180" w:line="360" w:lineRule="auto"/>
-        <w:ind w:left="709"/>
-        <w:jc w:val="left"/>
-      </w:pPr>
-      <w:hyperlink w:history="1" r:id="rId3gud5rlrtbssxz2vfgpmd">
-        <w:r>
-          <w:rPr>
-            <w:rStyle w:val="Hyperlink"/>
-            <w:rFonts w:ascii="Times New Roman" w:cs="Times New Roman" w:eastAsia="Times New Roman" w:hAnsi="Times New Roman"/>
-            <w:sz w:val="22"/>
-            <w:szCs w:val="22"/>
-          </w:rPr>
-          <w:t xml:space="preserve">https://scholarship.law.cornell.edu/cjlpp/vol26/iss2/3/</w:t>
-        </w:r>
-      </w:hyperlink>
-    </w:p>
-    <w:p>
-      <w:pPr>
-        <w:bidi w:val="false"/>
-        <w:spacing w:after="180" w:line="360" w:lineRule="auto"/>
-        <w:ind w:left="709" w:hanging="709"/>
-        <w:jc w:val="left"/>
-      </w:pPr>
-      <w:r>
-        <w:rPr>
-          <w:rFonts w:ascii="Times New Roman" w:cs="Times New Roman" w:eastAsia="Times New Roman" w:hAnsi="Times New Roman"/>
-          <w:b w:val="false"/>
-          <w:i w:val="false"/>
-          <w:sz w:val="24"/>
-          <w:szCs w:val="24"/>
-          <w:rtl w:val="false"/>
-        </w:rPr>
-        <w:t xml:space="preserve">Sandefur, R. L. (2019). Access to what? </w:t>
-      </w:r>
-      <w:r>
-        <w:rPr>
-          <w:rFonts w:ascii="Times New Roman" w:cs="Times New Roman" w:eastAsia="Times New Roman" w:hAnsi="Times New Roman"/>
-          <w:b w:val="false"/>
-          <w:i/>
-          <w:iCs/>
-          <w:sz w:val="24"/>
-          <w:szCs w:val="24"/>
-          <w:rtl w:val="false"/>
-        </w:rPr>
-        <w:t xml:space="preserve">Daedalus, 148</w:t>
-      </w:r>
-      <w:r>
-        <w:rPr>
-          <w:rFonts w:ascii="Times New Roman" w:cs="Times New Roman" w:eastAsia="Times New Roman" w:hAnsi="Times New Roman"/>
-          <w:b w:val="false"/>
-          <w:i w:val="false"/>
-          <w:sz w:val="24"/>
-          <w:szCs w:val="24"/>
-          <w:rtl w:val="false"/>
-        </w:rPr>
-        <w:t xml:space="preserve">(1), 49-55.</w:t>
-      </w:r>
-    </w:p>
-    <w:p>
-      <w:pPr>
-        <w:bidi w:val="false"/>
-        <w:spacing w:after="180" w:line="360" w:lineRule="auto"/>
-        <w:ind w:left="709"/>
-        <w:jc w:val="left"/>
-      </w:pPr>
-      <w:hyperlink w:history="1" r:id="rIdprbfc1jsonexjjugukmw2">
-        <w:r>
-          <w:rPr>
-            <w:rStyle w:val="Hyperlink"/>
-            <w:rFonts w:ascii="Times New Roman" w:cs="Times New Roman" w:eastAsia="Times New Roman" w:hAnsi="Times New Roman"/>
-            <w:sz w:val="22"/>
-            <w:szCs w:val="22"/>
-          </w:rPr>
-          <w:t xml:space="preserve">https://doi.org/10.1162/daed_a_00534</w:t>
-        </w:r>
-      </w:hyperlink>
-    </w:p>
-    <w:p>
-      <w:pPr>
-        <w:pageBreakBefore/>
-        <w:bidi/>
-        <w:spacing w:after="240" w:line="360" w:lineRule="auto"/>
-        <w:jc w:val="start"/>
-      </w:pPr>
-      <w:r>
-        <w:rPr>
-          <w:rFonts w:ascii="Times New Roman" w:cs="David" w:eastAsia="David" w:hAnsi="Times New Roman"/>
-          <w:b/>
-          <w:bCs/>
-          <w:i w:val="false"/>
-          <w:sz w:val="32"/>
-          <w:szCs w:val="32"/>
-          <w:rtl/>
-        </w:rPr>
-        <w:t xml:space="preserve">נספחים</w:t>
-      </w:r>
-    </w:p>
-    <w:p>
-      <w:pPr>
-        <w:bidi/>
-        <w:spacing w:after="120" w:line="360" w:lineRule="auto"/>
-        <w:jc w:val="both"/>
-      </w:pPr>
-      <w:r>
-        <w:rPr>
-          <w:rFonts w:ascii="Times New Roman" w:cs="David" w:eastAsia="David" w:hAnsi="Times New Roman"/>
-          <w:b w:val="false"/>
-          <w:i w:val="false"/>
-          <w:sz w:val="24"/>
-          <w:szCs w:val="24"/>
-          <w:rtl/>
-        </w:rPr>
-        <w:t xml:space="preserve">להלן העמודים המרכזיים מן הפריטים האקדמיים ששימשו לכתיבת ראש הפרק. הפריטים המלאים מצורפים לתיבת ההגשה כנדרש בהנחיות.</w:t>
-      </w:r>
-    </w:p>
-    <w:p>
-      <w:pPr>
-        <w:bidi/>
-        <w:spacing w:after="120" w:line="360" w:lineRule="auto"/>
-        <w:jc w:val="start"/>
-      </w:pPr>
-      <w:r>
-        <w:rPr>
-          <w:rFonts w:ascii="Times New Roman" w:cs="David" w:eastAsia="David" w:hAnsi="Times New Roman"/>
-          <w:b/>
-          <w:bCs/>
-          <w:i w:val="false"/>
-          <w:sz w:val="24"/>
-          <w:szCs w:val="24"/>
-          <w:u w:val="single"/>
-          <w:rtl/>
-        </w:rPr>
-        <w:t xml:space="preserve">נספח א: Sandefur (2019), המאמר המלא</w:t>
-      </w:r>
-    </w:p>
-    <w:p>
-      <w:pPr>
-        <w:spacing w:after="60"/>
+        <w:spacing w:after="180"/>
         <w:jc w:val="center"/>
       </w:pPr>
       <w:r>
         <w:drawing>
           <wp:inline distT="0" distB="0" distL="0" distR="0">
-            <wp:extent cx="4810125" cy="6800850"/>
+            <wp:extent cx="1000125" cy="1000125"/>
             <wp:effectExtent t="0" r="0" b="0" l="0"/>
             <wp:docPr id="1" name="" descr="" title=""/>
             <wp:cNvGraphicFramePr>
@@ -740,7 +35,7 @@
                   <pic:spPr bwMode="auto">
                     <a:xfrm>
                       <a:off x="0" y="0"/>
-                      <a:ext cx="4810125" cy="6800850"/>
+                      <a:ext cx="1000125" cy="1000125"/>
                     </a:xfrm>
                     <a:prstGeom prst="rect">
                       <a:avLst/>
@@ -751,6 +46,711 @@
             </a:graphic>
           </wp:inline>
         </w:drawing>
+      </w:r>
+    </w:p>
+    <w:p>
+      <w:pPr>
+        <w:bidi/>
+        <w:spacing w:after="60" w:before="0" w:line="360" w:lineRule="auto"/>
+        <w:jc w:val="center"/>
+      </w:pPr>
+      <w:r>
+        <w:rPr>
+          <w:rFonts w:ascii="Times New Roman" w:cs="David" w:eastAsia="David" w:hAnsi="Times New Roman"/>
+          <w:b/>
+          <w:bCs/>
+          <w:i w:val="false"/>
+          <w:sz w:val="30"/>
+          <w:szCs w:val="30"/>
+          <w:rtl/>
+        </w:rPr>
+        <w:t xml:space="preserve">המסלול האקדמי המכללה למינהל</w:t>
+      </w:r>
+    </w:p>
+    <w:p>
+      <w:pPr>
+        <w:bidi/>
+        <w:spacing w:after="480" w:before="0" w:line="360" w:lineRule="auto"/>
+        <w:jc w:val="center"/>
+      </w:pPr>
+      <w:r>
+        <w:rPr>
+          <w:rFonts w:ascii="Times New Roman" w:cs="David" w:eastAsia="David" w:hAnsi="Times New Roman"/>
+          <w:b/>
+          <w:bCs/>
+          <w:i w:val="false"/>
+          <w:sz w:val="28"/>
+          <w:szCs w:val="28"/>
+          <w:rtl/>
+        </w:rPr>
+        <w:t xml:space="preserve">בית הספר לתקשורת</w:t>
+      </w:r>
+    </w:p>
+    <w:p>
+      <w:pPr>
+        <w:bidi/>
+        <w:spacing w:after="60" w:before="0" w:line="360" w:lineRule="auto"/>
+        <w:jc w:val="center"/>
+      </w:pPr>
+      <w:r>
+        <w:rPr>
+          <w:rFonts w:ascii="Times New Roman" w:cs="David" w:eastAsia="David" w:hAnsi="Times New Roman"/>
+          <w:b w:val="false"/>
+          <w:i w:val="false"/>
+          <w:sz w:val="26"/>
+          <w:szCs w:val="26"/>
+          <w:rtl/>
+        </w:rPr>
+        <w:t xml:space="preserve">עבודה מסכמת בקורס:</w:t>
+      </w:r>
+    </w:p>
+    <w:p>
+      <w:pPr>
+        <w:bidi/>
+        <w:spacing w:after="60" w:before="0" w:line="360" w:lineRule="auto"/>
+        <w:jc w:val="center"/>
+      </w:pPr>
+      <w:r>
+        <w:rPr>
+          <w:rFonts w:ascii="Times New Roman" w:cs="David" w:eastAsia="David" w:hAnsi="Times New Roman"/>
+          <w:b/>
+          <w:bCs/>
+          <w:i w:val="false"/>
+          <w:sz w:val="28"/>
+          <w:szCs w:val="28"/>
+          <w:rtl/>
+        </w:rPr>
+        <w:t xml:space="preserve">קריאה וכתיבה אקדמית ב'</w:t>
+      </w:r>
+    </w:p>
+    <w:p>
+      <w:pPr>
+        <w:bidi/>
+        <w:spacing w:after="300" w:before="0" w:line="360" w:lineRule="auto"/>
+        <w:jc w:val="center"/>
+      </w:pPr>
+      <w:r>
+        <w:rPr>
+          <w:rFonts w:ascii="Times New Roman" w:cs="David" w:eastAsia="David" w:hAnsi="Times New Roman"/>
+          <w:b w:val="false"/>
+          <w:i w:val="false"/>
+          <w:sz w:val="24"/>
+          <w:szCs w:val="24"/>
+          <w:rtl/>
+        </w:rPr>
+        <w:t xml:space="preserve">קוד קורס: 411042, סמסטר ב', תשפ"ו</w:t>
+      </w:r>
+    </w:p>
+    <w:p>
+      <w:pPr>
+        <w:bidi/>
+        <w:spacing w:after="360" w:before="0" w:line="360" w:lineRule="auto"/>
+        <w:jc w:val="center"/>
+      </w:pPr>
+      <w:r>
+        <w:rPr>
+          <w:rFonts w:ascii="Times New Roman" w:cs="David" w:eastAsia="David" w:hAnsi="Times New Roman"/>
+          <w:b/>
+          <w:bCs/>
+          <w:i w:val="false"/>
+          <w:sz w:val="32"/>
+          <w:szCs w:val="32"/>
+          <w:rtl/>
+        </w:rPr>
+        <w:t xml:space="preserve">תשתית לראש פרק בסקירת הספרות של עבודת הסמינריון</w:t>
+      </w:r>
+    </w:p>
+    <w:p>
+      <w:pPr>
+        <w:bidi/>
+        <w:spacing w:after="60" w:before="0" w:line="360" w:lineRule="auto"/>
+        <w:jc w:val="center"/>
+      </w:pPr>
+      <w:r>
+        <w:rPr>
+          <w:rFonts w:ascii="Times New Roman" w:cs="David" w:eastAsia="David" w:hAnsi="Times New Roman"/>
+          <w:b w:val="false"/>
+          <w:i w:val="false"/>
+          <w:sz w:val="26"/>
+          <w:szCs w:val="26"/>
+          <w:rtl/>
+        </w:rPr>
+        <w:t xml:space="preserve">מרצה: ______________</w:t>
+      </w:r>
+    </w:p>
+    <w:p>
+      <w:pPr>
+        <w:bidi/>
+        <w:spacing w:after="60" w:before="0" w:line="360" w:lineRule="auto"/>
+        <w:jc w:val="center"/>
+      </w:pPr>
+      <w:r>
+        <w:rPr>
+          <w:rFonts w:ascii="Times New Roman" w:cs="David" w:eastAsia="David" w:hAnsi="Times New Roman"/>
+          <w:b/>
+          <w:bCs/>
+          <w:i w:val="false"/>
+          <w:sz w:val="26"/>
+          <w:szCs w:val="26"/>
+          <w:rtl/>
+        </w:rPr>
+        <w:t xml:space="preserve">מגישה: הדר פוקס</w:t>
+      </w:r>
+    </w:p>
+    <w:p>
+      <w:pPr>
+        <w:bidi/>
+        <w:spacing w:after="480" w:before="0" w:line="360" w:lineRule="auto"/>
+        <w:jc w:val="center"/>
+      </w:pPr>
+      <w:r>
+        <w:rPr>
+          <w:rFonts w:ascii="Times New Roman" w:cs="David" w:eastAsia="David" w:hAnsi="Times New Roman"/>
+          <w:b w:val="false"/>
+          <w:i w:val="false"/>
+          <w:sz w:val="26"/>
+          <w:szCs w:val="26"/>
+          <w:rtl/>
+        </w:rPr>
+        <w:t xml:space="preserve">ת"ז: ______________</w:t>
+      </w:r>
+    </w:p>
+    <w:p>
+      <w:pPr>
+        <w:bidi/>
+        <w:spacing w:after="0" w:before="0" w:line="360" w:lineRule="auto"/>
+        <w:jc w:val="center"/>
+      </w:pPr>
+      <w:r>
+        <w:rPr>
+          <w:rFonts w:ascii="Times New Roman" w:cs="David" w:eastAsia="David" w:hAnsi="Times New Roman"/>
+          <w:b w:val="false"/>
+          <w:i w:val="false"/>
+          <w:sz w:val="26"/>
+          <w:szCs w:val="26"/>
+          <w:rtl/>
+        </w:rPr>
+        <w:t xml:space="preserve">אב תשפ"ו, אוגוסט 2026</w:t>
+      </w:r>
+    </w:p>
+    <w:p>
+      <w:pPr>
+        <w:pageBreakBefore/>
+        <w:bidi/>
+        <w:spacing w:after="240" w:line="360" w:lineRule="auto"/>
+        <w:jc w:val="start"/>
+      </w:pPr>
+      <w:r>
+        <w:rPr>
+          <w:rFonts w:ascii="Times New Roman" w:cs="David" w:eastAsia="David" w:hAnsi="Times New Roman"/>
+          <w:b/>
+          <w:bCs/>
+          <w:i w:val="false"/>
+          <w:sz w:val="32"/>
+          <w:szCs w:val="32"/>
+          <w:rtl/>
+        </w:rPr>
+        <w:t xml:space="preserve">1. נושא העבודה ושאלת המחקר</w:t>
+      </w:r>
+    </w:p>
+    <w:p>
+      <w:pPr>
+        <w:bidi/>
+        <w:spacing w:after="120" w:line="360" w:lineRule="auto"/>
+        <w:jc w:val="both"/>
+      </w:pPr>
+      <w:r>
+        <w:rPr>
+          <w:rFonts w:ascii="Times New Roman" w:cs="David" w:eastAsia="David" w:hAnsi="Times New Roman"/>
+          <w:b w:val="false"/>
+          <w:i w:val="false"/>
+          <w:sz w:val="24"/>
+          <w:szCs w:val="24"/>
+          <w:rtl/>
+        </w:rPr>
+        <w:t xml:space="preserve">נושא עבודת הסמינריון, כפי שאושר על ידי מרצה הסמינריון בקורס "המשפט כתרבות פופולרית", הוא ניתוח אוטואתנוגרפי של תביעת עבודה, תוך התמקדות בפער שבין ייצוגי המשפט והצדק בתרבות הפופולרית לבין המציאות של ההליך, הסחבת והגבייה. שאלת המחקר: כיצד משתקף הפער בין הבניית "עשיית הצדק" בתרבות הפופולרית לבין מציאות הגבייה ויחסי הכוח בתביעות עבודה? ניתוח מקרה בוחן אישי.</w:t>
+      </w:r>
+    </w:p>
+    <w:p>
+      <w:pPr>
+        <w:bidi/>
+        <w:spacing w:after="240" w:line="360" w:lineRule="auto"/>
+        <w:jc w:val="start"/>
+      </w:pPr>
+      <w:r>
+        <w:rPr>
+          <w:rFonts w:ascii="Times New Roman" w:cs="David" w:eastAsia="David" w:hAnsi="Times New Roman"/>
+          <w:b/>
+          <w:bCs/>
+          <w:i w:val="false"/>
+          <w:sz w:val="32"/>
+          <w:szCs w:val="32"/>
+          <w:rtl/>
+        </w:rPr>
+        <w:t xml:space="preserve">2. שלושת הפריטים האקדמיים ואופן איתורם</w:t>
+      </w:r>
+    </w:p>
+    <w:p>
+      <w:pPr>
+        <w:bidi/>
+        <w:spacing w:after="120" w:line="360" w:lineRule="auto"/>
+        <w:jc w:val="both"/>
+      </w:pPr>
+      <w:r>
+        <w:rPr>
+          <w:rFonts w:ascii="Times New Roman" w:cs="David" w:eastAsia="David" w:hAnsi="Times New Roman"/>
+          <w:b w:val="false"/>
+          <w:i w:val="false"/>
+          <w:sz w:val="24"/>
+          <w:szCs w:val="24"/>
+          <w:rtl/>
+        </w:rPr>
+        <w:t xml:space="preserve">(Sandefur, 2019) - מאמר אקדמי מכתב עת. אותר במנוע החיפוש Google Scholar באמצעות מילות החיפוש והאופרטורים: "access to justice" AND "legal aid" AND inequality. קישור לטקסט המלא:</w:t>
+      </w:r>
+    </w:p>
+    <w:p>
+      <w:pPr>
+        <w:bidi w:val="false"/>
+        <w:spacing w:after="120" w:line="360" w:lineRule="auto"/>
+        <w:ind w:left="709"/>
+        <w:jc w:val="left"/>
+      </w:pPr>
+      <w:hyperlink w:history="1" r:id="rIdm1mp6ybnilb20b_luwbbd">
+        <w:r>
+          <w:rPr>
+            <w:rStyle w:val="Hyperlink"/>
+            <w:rFonts w:ascii="Times New Roman" w:cs="Times New Roman" w:eastAsia="Times New Roman" w:hAnsi="Times New Roman"/>
+            <w:sz w:val="22"/>
+            <w:szCs w:val="22"/>
+          </w:rPr>
+          <w:t xml:space="preserve">https://www.amacad.org/sites/default/files/publication/downloads/19_Winter_Daedalus_Sandefur.pdf</w:t>
+        </w:r>
+      </w:hyperlink>
+    </w:p>
+    <w:p>
+      <w:pPr>
+        <w:bidi/>
+        <w:spacing w:after="120" w:line="360" w:lineRule="auto"/>
+        <w:jc w:val="both"/>
+      </w:pPr>
+      <w:r>
+        <w:rPr>
+          <w:rFonts w:ascii="Times New Roman" w:cs="David" w:eastAsia="David" w:hAnsi="Times New Roman"/>
+          <w:b w:val="false"/>
+          <w:i w:val="false"/>
+          <w:sz w:val="24"/>
+          <w:szCs w:val="24"/>
+          <w:rtl/>
+        </w:rPr>
+        <w:t xml:space="preserve">(Sela, 2016) - מאמר אקדמי מכתב עת. אותר במנוע החיפוש Google Scholar באמצעות מילות החיפוש והאופרטורים: "online courts" AND "self-represented litigants". קישור לטקסט המלא:</w:t>
+      </w:r>
+    </w:p>
+    <w:p>
+      <w:pPr>
+        <w:bidi w:val="false"/>
+        <w:spacing w:after="120" w:line="360" w:lineRule="auto"/>
+        <w:ind w:left="709"/>
+        <w:jc w:val="left"/>
+      </w:pPr>
+      <w:hyperlink w:history="1" r:id="rIdnfk5xpnkaotsuwcg7lvmp">
+        <w:r>
+          <w:rPr>
+            <w:rStyle w:val="Hyperlink"/>
+            <w:rFonts w:ascii="Times New Roman" w:cs="Times New Roman" w:eastAsia="Times New Roman" w:hAnsi="Times New Roman"/>
+            <w:sz w:val="22"/>
+            <w:szCs w:val="22"/>
+          </w:rPr>
+          <w:t xml:space="preserve">https://scholarship.law.cornell.edu/cjlpp/vol26/iss2/3/</w:t>
+        </w:r>
+      </w:hyperlink>
+    </w:p>
+    <w:p>
+      <w:pPr>
+        <w:bidi/>
+        <w:spacing w:after="120" w:line="360" w:lineRule="auto"/>
+        <w:jc w:val="both"/>
+      </w:pPr>
+      <w:r>
+        <w:rPr>
+          <w:rFonts w:ascii="Times New Roman" w:cs="David" w:eastAsia="David" w:hAnsi="Times New Roman"/>
+          <w:b w:val="false"/>
+          <w:i w:val="false"/>
+          <w:sz w:val="24"/>
+          <w:szCs w:val="24"/>
+          <w:rtl/>
+        </w:rPr>
+        <w:t xml:space="preserve">(מור, 2016) - מאמר אקדמי מכתב עת. אותר במדור כתבי העת של המאגר המשפטי נבו, בכתב העת "חוקים", באמצעות מילות החיפוש: נגישות לצדק AND נגישות למשפט. קישור לטקסט המלא:</w:t>
+      </w:r>
+    </w:p>
+    <w:p>
+      <w:pPr>
+        <w:bidi w:val="false"/>
+        <w:spacing w:after="120" w:line="360" w:lineRule="auto"/>
+        <w:ind w:left="709"/>
+        <w:jc w:val="left"/>
+      </w:pPr>
+      <w:hyperlink w:history="1" r:id="rIduqbrfi5x1fjz0i9nbqvav">
+        <w:r>
+          <w:rPr>
+            <w:rStyle w:val="Hyperlink"/>
+            <w:rFonts w:ascii="Times New Roman" w:cs="Times New Roman" w:eastAsia="Times New Roman" w:hAnsi="Times New Roman"/>
+            <w:sz w:val="22"/>
+            <w:szCs w:val="22"/>
+          </w:rPr>
+          <w:t xml:space="preserve">https://law.haifa.ac.il/images/documents/Trial_Accessible%20to%20all.pdf</w:t>
+        </w:r>
+      </w:hyperlink>
+    </w:p>
+    <w:p>
+      <w:pPr>
+        <w:bidi/>
+        <w:spacing w:after="240" w:line="360" w:lineRule="auto"/>
+        <w:jc w:val="start"/>
+      </w:pPr>
+      <w:r>
+        <w:rPr>
+          <w:rFonts w:ascii="Times New Roman" w:cs="David" w:eastAsia="David" w:hAnsi="Times New Roman"/>
+          <w:b/>
+          <w:bCs/>
+          <w:i w:val="false"/>
+          <w:sz w:val="32"/>
+          <w:szCs w:val="32"/>
+          <w:rtl/>
+        </w:rPr>
+        <w:t xml:space="preserve">3. ראש הפרק: הייצוג מטעם המדינה ונגישות לצדק</w:t>
+      </w:r>
+    </w:p>
+    <w:p>
+      <w:pPr>
+        <w:bidi/>
+        <w:spacing w:after="120" w:line="360" w:lineRule="auto"/>
+        <w:jc w:val="both"/>
+      </w:pPr>
+      <w:r>
+        <w:rPr>
+          <w:rFonts w:ascii="Times New Roman" w:cs="David" w:eastAsia="David" w:hAnsi="Times New Roman"/>
+          <w:b w:val="false"/>
+          <w:i w:val="false"/>
+          <w:sz w:val="24"/>
+          <w:szCs w:val="24"/>
+          <w:rtl/>
+        </w:rPr>
+        <w:t xml:space="preserve">ראש פרק זה, הראשון בסקירת הספרות של עבודת הסמינריון, עוסק בנגישות לצדק ובייצוג המשפטי הניתן מטעם המדינה למי שידם אינה משגת. נקודת המוצא היא שזכות הגישה לערכאות נותרת ריקה מתוכן כאשר מימושה בפועל תלוי במשאבים, בידע ובזמן שאין לתובע מן השורה. בשיח הציבורי מקובל לזהות את פתרון הבעיה עם עצם קיומו של ייצוג, כלומר עם מינוי עורך דין מטעם הסיוע המשפטי למי שאינו יכול לשלם, וכך נמדדת בדרך כלל גם הצלחתה של מדיניות הרווחה המשפטית. הטענה המרכזית של ראש הפרק היא שנגישות לצדק אינה מסתכמת בהעמדת עורך דין, אלא תלויה באופן שבו המוסדות בנויים, בשפה שבה הם מדברים, ובאופן שבו בעלי הדין תופסים אותם וחווים אותם לאורך ההליך. מן הטענה נגזרת השערה מעשית: גם מי שקיבל ייצוג ציבורי מלא עשוי להיתקל בחסמים של זמן, ידע, שפה ותודעה, ולחוות את ההליך כזירה זרה שאינה ערוכה סביבו. לביסוס הטענה נשען הפרק על שלושה מקורות מן העשור האחרון, הבוחנים את הנגישות משלושה כיוונים משלימים: הגדרה מחודשת של היקף הבעיה ושורשיה, העיצוב המוסדי והטכנולוגי של מערכות יישוב סכסוכים, וההמשגה הישראלית העדכנית של המושג. הדיון המשולב בשלושתם יניח את התשתית לניתוח חוויית הייצוג מטעם המדינה במקרה הבוחן האישי שבלב העבודה.</w:t>
+      </w:r>
+    </w:p>
+    <w:p>
+      <w:pPr>
+        <w:bidi/>
+        <w:spacing w:after="120" w:line="360" w:lineRule="auto"/>
+        <w:jc w:val="both"/>
+      </w:pPr>
+      <w:r>
+        <w:rPr>
+          <w:rFonts w:ascii="Times New Roman" w:cs="David" w:eastAsia="David" w:hAnsi="Times New Roman"/>
+          <w:b w:val="false"/>
+          <w:i w:val="false"/>
+          <w:sz w:val="24"/>
+          <w:szCs w:val="24"/>
+          <w:rtl/>
+        </w:rPr>
+        <w:t xml:space="preserve">סנדפור (Sandefur, 2019) בוחנת את משבר הנגישות לצדק בארצות הברית ומציעה לו אבחון מפתיע. לטענתה, הבעיה המרכזית אינה מחסור בעורכי דין או במימון הייצוג, כפי שנהוג להניח. מחקריה מראים שמרבית האנשים המתמודדים עם בעיות בעלות אופי משפטי, בתחומי תעסוקה, דיור וחובות, כלל אינם מזהים אותן כבעיות משפטיות. משום כך הם אינם פונים לעזרה מקצועית, והבעיות מוכרעות בפועל על ידי הצד החזק, המעסיק, בעל הבית או הנושה. גם כאשר האזרח כן מגיע למערכת, הוא מוצא מוסדות שבנויים סביב צורכיהם של אנשי המקצוע ולא סביב יכולותיו של ההדיוט. מכאן שהפתרון אינו רק תוספת של עורכי דין, אלא עיצוב מחדש של נקודות המפגש שבין הציבור למערכת. המסקנה החשובה לענייננו היא שייצוג ציבורי הוא תנאי הכרחי אך לא מספיק לנגישות ממשית לצדק.</w:t>
+      </w:r>
+    </w:p>
+    <w:p>
+      <w:pPr>
+        <w:bidi/>
+        <w:spacing w:after="120" w:line="360" w:lineRule="auto"/>
+        <w:jc w:val="both"/>
+      </w:pPr>
+      <w:r>
+        <w:rPr>
+          <w:rFonts w:ascii="Times New Roman" w:cs="David" w:eastAsia="David" w:hAnsi="Times New Roman"/>
+          <w:b w:val="false"/>
+          <w:i w:val="false"/>
+          <w:sz w:val="24"/>
+          <w:szCs w:val="24"/>
+          <w:rtl/>
+        </w:rPr>
+        <w:t xml:space="preserve">שני המקורות הנוספים מפתחים את הכיוון הזה משני עברים, הטכנולוגי-מוסדי והמושגי-ישראלי. סלע (Sela, 2016) מתמקדת בעיצוב המוסדי ומראה כיצד בתי משפט מקוונים יכולים לתת מענה לקשייהם של מתדיינים המייצגים את עצמם, אלה שההליך המסורתי יקר, מסורבל ומרתיע מדי עבורם. ממחקרה עולה שעיצוב נכון של סביבת ההתדיינות משפר את חוויית ההליך ההוגן של בעלי דין לא מיוצגים, כלומר שהנגישות תלויה במבנה הממשק שבין האזרח למערכת. מור (2016) מציעה את התשתית המושגית לדיון הישראלי ומבחינה בין שלוש רמות של נגישות: גישה לערכאות, נגישות למשפט ונגישות לצדק, שהיא התוצאה ההוגנת בפועל. מניתוחה, הנשען על ביקורת המוגבלות, עולה שחסמים בדרך אל הצדק אינם תקלה נקודתית אלא מאפיין מבני של האופן שבו המערכת תוכננה, ולכן הסרתם דורשת עיצוב מחדש של המוסדות ולא רק סיוע פרטני. חיבור שני המקורות מלמד שהנגישות מוכרעת בשני מפגשים: בין האזרח למוסד, ובין האזרח למושג הצדק שהוא נושא עימו. כאשר המפגשים האלה מתווכים על ידי מחסור ועומס, הייצוג הציבורי נחווה כברירת מחדל ולא כזכות.</w:t>
+      </w:r>
+    </w:p>
+    <w:p>
+      <w:pPr>
+        <w:bidi/>
+        <w:spacing w:after="120" w:line="360" w:lineRule="auto"/>
+        <w:jc w:val="both"/>
+      </w:pPr>
+      <w:r>
+        <w:rPr>
+          <w:rFonts w:ascii="Times New Roman" w:cs="David" w:eastAsia="David" w:hAnsi="Times New Roman"/>
+          <w:b w:val="false"/>
+          <w:i w:val="false"/>
+          <w:sz w:val="24"/>
+          <w:szCs w:val="24"/>
+          <w:rtl/>
+        </w:rPr>
+        <w:t xml:space="preserve">השורה התחתונה של ראש הפרק היא שנגישות לצדק צריכה להימדד בחוויית המשתמש ובתוצאה המעשית, ולא רק בקיומו הפורמלי של ייצוג. שלושת המקורות, כל אחד מזווית אחרת, מצביעים יחד על פער עקבי בין הזכות הכתובה לבין מימושה בפועל, פער שמתרכז דווקא אצל האוכלוסיות התלויות בייצוג הציבורי. הפער אינו נסגר ברגע שממונה עורך דין מטעם המדינה, והוא מלווה את בעל הדין בכל תחנה של ההליך, מהגשת התביעה ועד ההכרעה. חשוב מכך, הוא אינו מסתיים גם בפסק הדין עצמו, שכן זכייה כתובה שאינה נאכפת נותרת הבטחה על נייר. מסקנה זו מובילה ישירות לראש הפרק הבא בסקירת הספרות, שיעסוק בפער שבין החוק שבספרים לחוק שבפעולה לאור תופעת האקטיביזם המשפטי בישראל. שם ייבחן השלב שבו הנגישות לצדק עומדת במבחנה האחרון והקשה ביותר: גביית פסק הדין הלכה למעשה.</w:t>
+      </w:r>
+    </w:p>
+    <w:p>
+      <w:pPr>
+        <w:pageBreakBefore/>
+        <w:bidi/>
+        <w:spacing w:after="240" w:line="360" w:lineRule="auto"/>
+        <w:jc w:val="start"/>
+      </w:pPr>
+      <w:r>
+        <w:rPr>
+          <w:rFonts w:ascii="Times New Roman" w:cs="David" w:eastAsia="David" w:hAnsi="Times New Roman"/>
+          <w:b/>
+          <w:bCs/>
+          <w:i w:val="false"/>
+          <w:sz w:val="32"/>
+          <w:szCs w:val="32"/>
+          <w:rtl/>
+        </w:rPr>
+        <w:t xml:space="preserve">רשימת מקורות</w:t>
+      </w:r>
+    </w:p>
+    <w:p>
+      <w:pPr>
+        <w:bidi/>
+        <w:spacing w:after="180" w:line="360" w:lineRule="auto"/>
+        <w:ind w:left="709" w:hanging="709"/>
+        <w:jc w:val="start"/>
+      </w:pPr>
+      <w:r>
+        <w:rPr>
+          <w:rFonts w:ascii="Times New Roman" w:cs="David" w:eastAsia="David" w:hAnsi="Times New Roman"/>
+          <w:b w:val="false"/>
+          <w:i w:val="false"/>
+          <w:sz w:val="24"/>
+          <w:szCs w:val="24"/>
+          <w:rtl/>
+        </w:rPr>
+        <w:t xml:space="preserve">מור, ש' (2016). משפט נגיש לכל: הזכות לנגישות ונגישות למשפט - ביקורת מוגבלות. </w:t>
+      </w:r>
+      <w:r>
+        <w:rPr>
+          <w:rFonts w:ascii="Times New Roman" w:cs="David" w:eastAsia="David" w:hAnsi="Times New Roman"/>
+          <w:b w:val="false"/>
+          <w:i/>
+          <w:iCs/>
+          <w:sz w:val="24"/>
+          <w:szCs w:val="24"/>
+          <w:rtl/>
+        </w:rPr>
+        <w:t xml:space="preserve">חוקים, ח</w:t>
+      </w:r>
+      <w:r>
+        <w:rPr>
+          <w:rFonts w:ascii="Times New Roman" w:cs="David" w:eastAsia="David" w:hAnsi="Times New Roman"/>
+          <w:b w:val="false"/>
+          <w:i w:val="false"/>
+          <w:sz w:val="24"/>
+          <w:szCs w:val="24"/>
+          <w:rtl/>
+        </w:rPr>
+        <w:t xml:space="preserve">, 15-83. זמין במאגר המשפטי נבו.</w:t>
+      </w:r>
+    </w:p>
+    <w:p>
+      <w:pPr>
+        <w:bidi w:val="false"/>
+        <w:spacing w:after="180" w:line="360" w:lineRule="auto"/>
+        <w:ind w:left="709"/>
+        <w:jc w:val="left"/>
+      </w:pPr>
+      <w:hyperlink w:history="1" r:id="rIdbprmvuumpipf8-rnvikzc">
+        <w:r>
+          <w:rPr>
+            <w:rStyle w:val="Hyperlink"/>
+            <w:rFonts w:ascii="Times New Roman" w:cs="Times New Roman" w:eastAsia="Times New Roman" w:hAnsi="Times New Roman"/>
+            <w:sz w:val="22"/>
+            <w:szCs w:val="22"/>
+          </w:rPr>
+          <w:t xml:space="preserve">https://law.haifa.ac.il/images/documents/Trial_Accessible%20to%20all.pdf</w:t>
+        </w:r>
+      </w:hyperlink>
+    </w:p>
+    <w:p>
+      <w:pPr>
+        <w:bidi w:val="false"/>
+        <w:spacing w:after="180" w:line="360" w:lineRule="auto"/>
+        <w:ind w:left="709" w:hanging="709"/>
+        <w:jc w:val="left"/>
+      </w:pPr>
+      <w:r>
+        <w:rPr>
+          <w:rFonts w:ascii="Times New Roman" w:cs="Times New Roman" w:eastAsia="Times New Roman" w:hAnsi="Times New Roman"/>
+          <w:b w:val="false"/>
+          <w:i w:val="false"/>
+          <w:sz w:val="24"/>
+          <w:szCs w:val="24"/>
+          <w:rtl w:val="false"/>
+        </w:rPr>
+        <w:t xml:space="preserve">Sela, A. (2016). Streamlining justice: How online courts can resolve the challenges of pro se litigation. </w:t>
+      </w:r>
+      <w:r>
+        <w:rPr>
+          <w:rFonts w:ascii="Times New Roman" w:cs="Times New Roman" w:eastAsia="Times New Roman" w:hAnsi="Times New Roman"/>
+          <w:b w:val="false"/>
+          <w:i/>
+          <w:iCs/>
+          <w:sz w:val="24"/>
+          <w:szCs w:val="24"/>
+          <w:rtl w:val="false"/>
+        </w:rPr>
+        <w:t xml:space="preserve">Cornell Journal of Law and Public Policy, 26</w:t>
+      </w:r>
+      <w:r>
+        <w:rPr>
+          <w:rFonts w:ascii="Times New Roman" w:cs="Times New Roman" w:eastAsia="Times New Roman" w:hAnsi="Times New Roman"/>
+          <w:b w:val="false"/>
+          <w:i w:val="false"/>
+          <w:sz w:val="24"/>
+          <w:szCs w:val="24"/>
+          <w:rtl w:val="false"/>
+        </w:rPr>
+        <w:t xml:space="preserve">(2), 331.</w:t>
+      </w:r>
+    </w:p>
+    <w:p>
+      <w:pPr>
+        <w:bidi w:val="false"/>
+        <w:spacing w:after="180" w:line="360" w:lineRule="auto"/>
+        <w:ind w:left="709"/>
+        <w:jc w:val="left"/>
+      </w:pPr>
+      <w:hyperlink w:history="1" r:id="rIdvfdx3pnx__vxwur3nsxo3">
+        <w:r>
+          <w:rPr>
+            <w:rStyle w:val="Hyperlink"/>
+            <w:rFonts w:ascii="Times New Roman" w:cs="Times New Roman" w:eastAsia="Times New Roman" w:hAnsi="Times New Roman"/>
+            <w:sz w:val="22"/>
+            <w:szCs w:val="22"/>
+          </w:rPr>
+          <w:t xml:space="preserve">https://scholarship.law.cornell.edu/cjlpp/vol26/iss2/3/</w:t>
+        </w:r>
+      </w:hyperlink>
+    </w:p>
+    <w:p>
+      <w:pPr>
+        <w:bidi w:val="false"/>
+        <w:spacing w:after="180" w:line="360" w:lineRule="auto"/>
+        <w:ind w:left="709" w:hanging="709"/>
+        <w:jc w:val="left"/>
+      </w:pPr>
+      <w:r>
+        <w:rPr>
+          <w:rFonts w:ascii="Times New Roman" w:cs="Times New Roman" w:eastAsia="Times New Roman" w:hAnsi="Times New Roman"/>
+          <w:b w:val="false"/>
+          <w:i w:val="false"/>
+          <w:sz w:val="24"/>
+          <w:szCs w:val="24"/>
+          <w:rtl w:val="false"/>
+        </w:rPr>
+        <w:t xml:space="preserve">Sandefur, R. L. (2019). Access to what? </w:t>
+      </w:r>
+      <w:r>
+        <w:rPr>
+          <w:rFonts w:ascii="Times New Roman" w:cs="Times New Roman" w:eastAsia="Times New Roman" w:hAnsi="Times New Roman"/>
+          <w:b w:val="false"/>
+          <w:i/>
+          <w:iCs/>
+          <w:sz w:val="24"/>
+          <w:szCs w:val="24"/>
+          <w:rtl w:val="false"/>
+        </w:rPr>
+        <w:t xml:space="preserve">Daedalus, 148</w:t>
+      </w:r>
+      <w:r>
+        <w:rPr>
+          <w:rFonts w:ascii="Times New Roman" w:cs="Times New Roman" w:eastAsia="Times New Roman" w:hAnsi="Times New Roman"/>
+          <w:b w:val="false"/>
+          <w:i w:val="false"/>
+          <w:sz w:val="24"/>
+          <w:szCs w:val="24"/>
+          <w:rtl w:val="false"/>
+        </w:rPr>
+        <w:t xml:space="preserve">(1), 49-55.</w:t>
+      </w:r>
+    </w:p>
+    <w:p>
+      <w:pPr>
+        <w:bidi w:val="false"/>
+        <w:spacing w:after="180" w:line="360" w:lineRule="auto"/>
+        <w:ind w:left="709"/>
+        <w:jc w:val="left"/>
+      </w:pPr>
+      <w:hyperlink w:history="1" r:id="rIdvrgp-smaxpyk5rkaiynhq">
+        <w:r>
+          <w:rPr>
+            <w:rStyle w:val="Hyperlink"/>
+            <w:rFonts w:ascii="Times New Roman" w:cs="Times New Roman" w:eastAsia="Times New Roman" w:hAnsi="Times New Roman"/>
+            <w:sz w:val="22"/>
+            <w:szCs w:val="22"/>
+          </w:rPr>
+          <w:t xml:space="preserve">https://doi.org/10.1162/daed_a_00534</w:t>
+        </w:r>
+      </w:hyperlink>
+    </w:p>
+    <w:p>
+      <w:pPr>
+        <w:pageBreakBefore/>
+        <w:bidi/>
+        <w:spacing w:after="240" w:line="360" w:lineRule="auto"/>
+        <w:jc w:val="start"/>
+      </w:pPr>
+      <w:r>
+        <w:rPr>
+          <w:rFonts w:ascii="Times New Roman" w:cs="David" w:eastAsia="David" w:hAnsi="Times New Roman"/>
+          <w:b/>
+          <w:bCs/>
+          <w:i w:val="false"/>
+          <w:sz w:val="32"/>
+          <w:szCs w:val="32"/>
+          <w:rtl/>
+        </w:rPr>
+        <w:t xml:space="preserve">נספחים</w:t>
+      </w:r>
+    </w:p>
+    <w:p>
+      <w:pPr>
+        <w:bidi/>
+        <w:spacing w:after="120" w:line="360" w:lineRule="auto"/>
+        <w:jc w:val="both"/>
+      </w:pPr>
+      <w:r>
+        <w:rPr>
+          <w:rFonts w:ascii="Times New Roman" w:cs="David" w:eastAsia="David" w:hAnsi="Times New Roman"/>
+          <w:b w:val="false"/>
+          <w:i w:val="false"/>
+          <w:sz w:val="24"/>
+          <w:szCs w:val="24"/>
+          <w:rtl/>
+        </w:rPr>
+        <w:t xml:space="preserve">להלן העמודים המרכזיים מן הפריטים האקדמיים ששימשו לכתיבת ראש הפרק. הפריטים המלאים מצורפים לתיבת ההגשה כנדרש בהנחיות.</w:t>
+      </w:r>
+    </w:p>
+    <w:p>
+      <w:pPr>
+        <w:bidi/>
+        <w:spacing w:after="120" w:line="360" w:lineRule="auto"/>
+        <w:jc w:val="start"/>
+      </w:pPr>
+      <w:r>
+        <w:rPr>
+          <w:rFonts w:ascii="Times New Roman" w:cs="David" w:eastAsia="David" w:hAnsi="Times New Roman"/>
+          <w:b/>
+          <w:bCs/>
+          <w:i w:val="false"/>
+          <w:sz w:val="24"/>
+          <w:szCs w:val="24"/>
+          <w:u w:val="single"/>
+          <w:rtl/>
+        </w:rPr>
+        <w:t xml:space="preserve">נספח א: Sandefur (2019), המאמר המלא</w:t>
       </w:r>
     </w:p>
     <w:p>
@@ -1031,27 +1031,6 @@
     </w:p>
     <w:p>
       <w:pPr>
-        <w:pageBreakBefore/>
-        <w:bidi/>
-        <w:spacing w:after="120" w:line="360" w:lineRule="auto"/>
-        <w:jc w:val="start"/>
-      </w:pPr>
-      <w:r>
-        <w:rPr>
-          <w:rFonts w:ascii="Times New Roman" w:cs="David" w:eastAsia="David" w:hAnsi="Times New Roman"/>
-          <w:b/>
-          <w:bCs/>
-          <w:i w:val="false"/>
-          <w:sz w:val="24"/>
-          <w:szCs w:val="24"/>
-          <w:u w:val="single"/>
-          <w:rtl/>
-        </w:rPr>
-        <w:t xml:space="preserve">נספח ב: מור (2016), עמ' 15-18 (תקציר, מבוא וההבחנה בין שלושת מישורי הנגישות)</w:t>
-      </w:r>
-    </w:p>
-    <w:p>
-      <w:pPr>
         <w:spacing w:after="60"/>
         <w:jc w:val="center"/>
       </w:pPr>
@@ -1098,6 +1077,27 @@
     </w:p>
     <w:p>
       <w:pPr>
+        <w:pageBreakBefore/>
+        <w:bidi/>
+        <w:spacing w:after="120" w:line="360" w:lineRule="auto"/>
+        <w:jc w:val="start"/>
+      </w:pPr>
+      <w:r>
+        <w:rPr>
+          <w:rFonts w:ascii="Times New Roman" w:cs="David" w:eastAsia="David" w:hAnsi="Times New Roman"/>
+          <w:b/>
+          <w:bCs/>
+          <w:i w:val="false"/>
+          <w:sz w:val="24"/>
+          <w:szCs w:val="24"/>
+          <w:u w:val="single"/>
+          <w:rtl/>
+        </w:rPr>
+        <w:t xml:space="preserve">נספח ב: מור (2016), עמ' 15-18 (תקציר, מבוא וההבחנה בין שלושת מישורי הנגישות)</w:t>
+      </w:r>
+    </w:p>
+    <w:p>
+      <w:pPr>
         <w:spacing w:after="60"/>
         <w:jc w:val="center"/>
       </w:pPr>
@@ -1236,27 +1236,6 @@
     </w:p>
     <w:p>
       <w:pPr>
-        <w:pageBreakBefore/>
-        <w:bidi/>
-        <w:spacing w:after="120" w:line="360" w:lineRule="auto"/>
-        <w:jc w:val="start"/>
-      </w:pPr>
-      <w:r>
-        <w:rPr>
-          <w:rFonts w:ascii="Times New Roman" w:cs="David" w:eastAsia="David" w:hAnsi="Times New Roman"/>
-          <w:b/>
-          <w:bCs/>
-          <w:i w:val="false"/>
-          <w:sz w:val="24"/>
-          <w:szCs w:val="24"/>
-          <w:u w:val="single"/>
-          <w:rtl/>
-        </w:rPr>
-        <w:t xml:space="preserve">נספח ג: Sela (2016), עמ' 331-333 (עמוד המאגר, פתיחת המאמר והתקציר)</w:t>
-      </w:r>
-    </w:p>
-    <w:p>
-      <w:pPr>
         <w:spacing w:after="60"/>
         <w:jc w:val="center"/>
       </w:pPr>
@@ -1303,6 +1282,27 @@
     </w:p>
     <w:p>
       <w:pPr>
+        <w:pageBreakBefore/>
+        <w:bidi/>
+        <w:spacing w:after="120" w:line="360" w:lineRule="auto"/>
+        <w:jc w:val="start"/>
+      </w:pPr>
+      <w:r>
+        <w:rPr>
+          <w:rFonts w:ascii="Times New Roman" w:cs="David" w:eastAsia="David" w:hAnsi="Times New Roman"/>
+          <w:b/>
+          <w:bCs/>
+          <w:i w:val="false"/>
+          <w:sz w:val="24"/>
+          <w:szCs w:val="24"/>
+          <w:u w:val="single"/>
+          <w:rtl/>
+        </w:rPr>
+        <w:t xml:space="preserve">נספח ג: Sela (2016), עמ' 331-333 (עמוד המאגר, פתיחת המאמר והתקציר)</w:t>
+      </w:r>
+    </w:p>
+    <w:p>
+      <w:pPr>
         <w:spacing w:after="60"/>
         <w:jc w:val="center"/>
       </w:pPr>
@@ -1418,6 +1418,52 @@
                   </pic:nvPicPr>
                   <pic:blipFill>
                     <a:blip r:embed="rId23" cstate="none"/>
+                    <a:srcRect/>
+                    <a:stretch>
+                      <a:fillRect/>
+                    </a:stretch>
+                  </pic:blipFill>
+                  <pic:spPr bwMode="auto">
+                    <a:xfrm>
+                      <a:off x="0" y="0"/>
+                      <a:ext cx="4810125" cy="6800850"/>
+                    </a:xfrm>
+                    <a:prstGeom prst="rect">
+                      <a:avLst/>
+                    </a:prstGeom>
+                  </pic:spPr>
+                </pic:pic>
+              </a:graphicData>
+            </a:graphic>
+          </wp:inline>
+        </w:drawing>
+      </w:r>
+    </w:p>
+    <w:p>
+      <w:pPr>
+        <w:spacing w:after="60"/>
+        <w:jc w:val="center"/>
+      </w:pPr>
+      <w:r>
+        <w:drawing>
+          <wp:inline distT="0" distB="0" distL="0" distR="0">
+            <wp:extent cx="4810125" cy="6800850"/>
+            <wp:effectExtent t="0" r="0" b="0" l="0"/>
+            <wp:docPr id="1" name="" descr="" title=""/>
+            <wp:cNvGraphicFramePr>
+              <a:graphicFrameLocks xmlns:a="http://schemas.openxmlformats.org/drawingml/2006/main" noChangeAspect="1"/>
+            </wp:cNvGraphicFramePr>
+            <a:graphic xmlns:a="http://schemas.openxmlformats.org/drawingml/2006/main">
+              <a:graphicData uri="http://schemas.openxmlformats.org/drawingml/2006/picture">
+                <pic:pic xmlns:pic="http://schemas.openxmlformats.org/drawingml/2006/picture">
+                  <pic:nvPicPr>
+                    <pic:cNvPr id="0" name="" descr=""/>
+                    <pic:cNvPicPr>
+                      <a:picLocks noChangeAspect="1" noChangeArrowheads="1"/>
+                    </pic:cNvPicPr>
+                  </pic:nvPicPr>
+                  <pic:blipFill>
+                    <a:blip r:embed="rId24" cstate="none"/>
                     <a:srcRect/>
                     <a:stretch>
                       <a:fillRect/>
